--- a/assets/docs/lop2/Mi thuat - Lop 2.docx
+++ b/assets/docs/lop2/Mi thuat - Lop 2.docx
@@ -913,6 +913,19 @@
               <w:t>NLS-ST (Cơ bản 1): chụp lại sản phẩm, lưu vào thư mục lớp để trưng bày; đặt tên tệp rõ ràng.</w:t>
             </w:r>
           </w:p>
+          <w:p>
+            <w:pPr>
+              <w:spacing w:after="0"/>
+            </w:pPr>
+            <w:r>
+              <w:rPr>
+                <w:b w:val="0"/>
+                <w:i w:val="0"/>
+                <w:sz w:val="18"/>
+              </w:rPr>
+              <w:t>KNS: KN trình bày ý tưởng, nhận xét sản phẩm của bạn một cách tôn trọng.</w:t>
+            </w:r>
+          </w:p>
         </w:tc>
         <w:tc>
           <w:tcPr>
@@ -1261,6 +1274,19 @@
                 <w:sz w:val="18"/>
               </w:rPr>
               <w:t>NLS-ST (Cơ bản 1): chụp lại sản phẩm, lưu vào thư mục lớp để trưng bày; đặt tên tệp rõ ràng.</w:t>
+            </w:r>
+          </w:p>
+          <w:p>
+            <w:pPr>
+              <w:spacing w:after="0"/>
+            </w:pPr>
+            <w:r>
+              <w:rPr>
+                <w:b w:val="0"/>
+                <w:i w:val="0"/>
+                <w:sz w:val="18"/>
+              </w:rPr>
+              <w:t>KNS: KN trình bày ý tưởng, nhận xét sản phẩm của bạn một cách tôn trọng.</w:t>
             </w:r>
           </w:p>
         </w:tc>
@@ -1614,6 +1640,19 @@
               <w:t>NLS-ST (Cơ bản 1): chụp lại sản phẩm, lưu vào thư mục lớp để trưng bày; đặt tên tệp rõ ràng.</w:t>
             </w:r>
           </w:p>
+          <w:p>
+            <w:pPr>
+              <w:spacing w:after="0"/>
+            </w:pPr>
+            <w:r>
+              <w:rPr>
+                <w:b w:val="0"/>
+                <w:i w:val="0"/>
+                <w:sz w:val="18"/>
+              </w:rPr>
+              <w:t>KNS: KN trình bày ý tưởng, nhận xét sản phẩm của bạn một cách tôn trọng.</w:t>
+            </w:r>
+          </w:p>
         </w:tc>
         <w:tc>
           <w:tcPr>
@@ -1963,6 +2002,19 @@
                 <w:sz w:val="18"/>
               </w:rPr>
               <w:t>NLS-ST (Cơ bản 1): chụp lại sản phẩm, lưu vào thư mục lớp để trưng bày; đặt tên tệp rõ ràng.</w:t>
+            </w:r>
+          </w:p>
+          <w:p>
+            <w:pPr>
+              <w:spacing w:after="0"/>
+            </w:pPr>
+            <w:r>
+              <w:rPr>
+                <w:b w:val="0"/>
+                <w:i w:val="0"/>
+                <w:sz w:val="18"/>
+              </w:rPr>
+              <w:t>KNS: KN trình bày ý tưởng, nhận xét sản phẩm của bạn một cách tôn trọng.</w:t>
             </w:r>
           </w:p>
         </w:tc>
@@ -2922,6 +2974,19 @@
               <w:t>NLS-ST (Cơ bản 1): chụp lại sản phẩm, lưu vào thư mục lớp để trưng bày; đặt tên tệp rõ ràng.</w:t>
             </w:r>
           </w:p>
+          <w:p>
+            <w:pPr>
+              <w:spacing w:after="0"/>
+            </w:pPr>
+            <w:r>
+              <w:rPr>
+                <w:b w:val="0"/>
+                <w:i w:val="0"/>
+                <w:sz w:val="18"/>
+              </w:rPr>
+              <w:t>KNS: KN trình bày ý tưởng, nhận xét sản phẩm của bạn một cách tôn trọng.</w:t>
+            </w:r>
+          </w:p>
         </w:tc>
         <w:tc>
           <w:tcPr>
@@ -3036,6 +3101,7 @@
                 <w:i w:val="0"/>
                 <w:sz w:val="18"/>
               </w:rPr>
+              <w:t>KNS: KN trình bày ý tưởng, nhận xét sản phẩm của bạn một cách tôn trọng.</w:t>
             </w:r>
           </w:p>
         </w:tc>
@@ -3388,6 +3454,19 @@
               <w:t>NLS-ST (Cơ bản 1): chụp lại sản phẩm, lưu vào thư mục lớp để trưng bày; đặt tên tệp rõ ràng.</w:t>
             </w:r>
           </w:p>
+          <w:p>
+            <w:pPr>
+              <w:spacing w:after="0"/>
+            </w:pPr>
+            <w:r>
+              <w:rPr>
+                <w:b w:val="0"/>
+                <w:i w:val="0"/>
+                <w:sz w:val="18"/>
+              </w:rPr>
+              <w:t>KNS: KN trình bày ý tưởng, nhận xét sản phẩm của bạn một cách tôn trọng.</w:t>
+            </w:r>
+          </w:p>
         </w:tc>
         <w:tc>
           <w:tcPr>
@@ -3502,6 +3581,7 @@
                 <w:i w:val="0"/>
                 <w:sz w:val="18"/>
               </w:rPr>
+              <w:t>KNS: KN trình bày ý tưởng, nhận xét sản phẩm của bạn một cách tôn trọng.</w:t>
             </w:r>
           </w:p>
         </w:tc>
@@ -3621,6 +3701,19 @@
               <w:t>NLS-KT (Cơ bản 1): xem tranh, ảnh mẫu trên màn hình; ghi tên tác giả bức tranh khi giới thiệu.</w:t>
             </w:r>
           </w:p>
+          <w:p>
+            <w:pPr>
+              <w:spacing w:after="0"/>
+            </w:pPr>
+            <w:r>
+              <w:rPr>
+                <w:b w:val="0"/>
+                <w:i w:val="0"/>
+                <w:sz w:val="18"/>
+              </w:rPr>
+              <w:t>QPAN: Gợi ý HS làm sản phẩm tặng chú bộ đội, gia đình thương binh, liệt sĩ nhân ngày lễ.</w:t>
+            </w:r>
+          </w:p>
         </w:tc>
         <w:tc>
           <w:tcPr>
@@ -3735,6 +3828,7 @@
                 <w:i w:val="0"/>
                 <w:sz w:val="18"/>
               </w:rPr>
+              <w:t>QPAN: Gợi ý HS làm sản phẩm tặng chú bộ đội, gia đình thương binh, liệt sĩ nhân ngày lễ.</w:t>
             </w:r>
           </w:p>
         </w:tc>
@@ -3854,6 +3948,19 @@
               <w:t>NLS-ST (Cơ bản 1): chụp lại sản phẩm, lưu vào thư mục lớp để trưng bày; đặt tên tệp rõ ràng.</w:t>
             </w:r>
           </w:p>
+          <w:p>
+            <w:pPr>
+              <w:spacing w:after="0"/>
+            </w:pPr>
+            <w:r>
+              <w:rPr>
+                <w:b w:val="0"/>
+                <w:i w:val="0"/>
+                <w:sz w:val="18"/>
+              </w:rPr>
+              <w:t>QPAN: Gợi ý HS làm sản phẩm tặng chú bộ đội, gia đình thương binh, liệt sĩ nhân ngày lễ.</w:t>
+            </w:r>
+          </w:p>
         </w:tc>
         <w:tc>
           <w:tcPr>
@@ -3968,6 +4075,20 @@
                 <w:i w:val="0"/>
                 <w:sz w:val="18"/>
               </w:rPr>
+              <w:t>QPAN: Gợi ý HS làm sản phẩm tặng chú bộ đội, gia đình thương binh, liệt sĩ nhân ngày lễ.</w:t>
+            </w:r>
+          </w:p>
+          <w:p>
+            <w:pPr>
+              <w:spacing w:after="0"/>
+            </w:pPr>
+            <w:r>
+              <w:rPr>
+                <w:b w:val="0"/>
+                <w:i w:val="0"/>
+                <w:sz w:val="18"/>
+              </w:rPr>
+              <w:t>KNS: KN trình bày ý tưởng, nhận xét sản phẩm của bạn một cách tôn trọng.</w:t>
             </w:r>
           </w:p>
         </w:tc>
@@ -4320,6 +4441,19 @@
               <w:t>NLS-ST (Cơ bản 1): chụp lại sản phẩm, lưu vào thư mục lớp để trưng bày; đặt tên tệp rõ ràng.</w:t>
             </w:r>
           </w:p>
+          <w:p>
+            <w:pPr>
+              <w:spacing w:after="0"/>
+            </w:pPr>
+            <w:r>
+              <w:rPr>
+                <w:b w:val="0"/>
+                <w:i w:val="0"/>
+                <w:sz w:val="18"/>
+              </w:rPr>
+              <w:t>KNS: KN trình bày ý tưởng, nhận xét sản phẩm của bạn một cách tôn trọng.</w:t>
+            </w:r>
+          </w:p>
         </w:tc>
         <w:tc>
           <w:tcPr>
@@ -4434,6 +4568,7 @@
                 <w:i w:val="0"/>
                 <w:sz w:val="18"/>
               </w:rPr>
+              <w:t>KNS: KN trình bày ý tưởng, nhận xét sản phẩm của bạn một cách tôn trọng.</w:t>
             </w:r>
           </w:p>
         </w:tc>
@@ -4666,6 +4801,7 @@
                 <w:i w:val="0"/>
                 <w:sz w:val="18"/>
               </w:rPr>
+              <w:t>KNS: KN trình bày ý tưởng, nhận xét sản phẩm của bạn một cách tôn trọng.</w:t>
             </w:r>
           </w:p>
         </w:tc>

--- a/assets/docs/lop2/Mi thuat - Lop 2.docx
+++ b/assets/docs/lop2/Mi thuat - Lop 2.docx
@@ -910,7 +910,33 @@
                 <w:i w:val="0"/>
                 <w:sz w:val="18"/>
               </w:rPr>
-              <w:t>NLS-ST (Cơ bản 1): chụp lại sản phẩm, lưu vào thư mục lớp để trưng bày; đặt tên tệp rõ ràng.</w:t>
+              <w:t>NLS-ST (Cơ bản 1): GV mở một trang trình chiếu, vẽ một hoạ tiết rồi dùng lệnh sao chép và dán cho hoạ tiết ấy lặp lại thành đường diềm dài</w:t>
+            </w:r>
+          </w:p>
+          <w:p>
+            <w:pPr>
+              <w:spacing w:after="0"/>
+            </w:pPr>
+            <w:r>
+              <w:rPr>
+                <w:b w:val="0"/>
+                <w:i w:val="0"/>
+                <w:sz w:val="18"/>
+              </w:rPr>
+              <w:t>NLS-KT (Cơ bản 1): HS quan sát cạnh đó ảnh đường diềm trên khăn, trên bát đĩa để đối chiếu với đường diềm vừa dựng trên máy.</w:t>
+            </w:r>
+          </w:p>
+          <w:p>
+            <w:pPr>
+              <w:spacing w:after="0"/>
+            </w:pPr>
+            <w:r>
+              <w:rPr>
+                <w:b w:val="0"/>
+                <w:i w:val="0"/>
+                <w:sz w:val="18"/>
+              </w:rPr>
+              <w:t>NLS-AT: GV thao tác sao chép, dán; HS quan sát và nêu ý kiến rồi tự vẽ đường diềm</w:t>
             </w:r>
           </w:p>
           <w:p>

--- a/assets/docs/lop2/Mi thuat - Lop 2.docx
+++ b/assets/docs/lop2/Mi thuat - Lop 2.docx
@@ -624,7 +624,7 @@
                 <w:i w:val="0"/>
                 <w:sz w:val="18"/>
               </w:rPr>
-              <w:t>NLS-KT (Cơ bản 1): GV chiếu ảnh các hình thức mĩ thuật SGK trang 5–7: pa-nô, áp phích, cờ khai giảng, đồ lưu niệm; HS nói đây là gì, thấy ở đâu</w:t>
+              <w:t>NLS-KT (Cơ bản 1): GV chiếu ảnh phóng to các hình thức của “Mĩ thuật trong cuộc sống” như SGK trang 5–7: pa-nô, áp phích ngày lễ</w:t>
             </w:r>
           </w:p>
           <w:p>
@@ -637,7 +637,7 @@
                 <w:i w:val="0"/>
                 <w:sz w:val="18"/>
               </w:rPr>
-              <w:t>NLS-KT (Cơ bản 1): GV chiếu hai nhóm ảnh cho trò chơi Tranh và tượng, HS lên chỉ nhanh; chiếu ảnh sân trường khai giảng để HS chỉ</w:t>
+              <w:t>NLS-KT (Cơ bản 1): GV chiếu hai nhóm ảnh cạnh nhau cho trò chơi Tranh và tượng, HS lên chỉ nhanh trên màn hình đâu là tranh, đâu là tượng</w:t>
             </w:r>
           </w:p>
           <w:p>
@@ -650,7 +650,7 @@
                 <w:i w:val="0"/>
                 <w:sz w:val="18"/>
               </w:rPr>
-              <w:t>NLS-AT: GV mở đúng tập ảnh chuẩn bị trước, không mở trang có quảng cáo.</w:t>
+              <w:t>NLS-AT: GV mở đúng tập ảnh đã chuẩn bị trước</w:t>
             </w:r>
           </w:p>
         </w:tc>
@@ -767,7 +767,7 @@
                 <w:i w:val="0"/>
                 <w:sz w:val="18"/>
               </w:rPr>
-              <w:t>NLS-KT (Cơ bản 1): GV chiếu hình trang 8–9 SGK và ảnh chụp gần đồ vật có nét trang trí; HS chỉ nét cong, thẳng, gấp khúc</w:t>
+              <w:t>NLS-KT (Cơ bản 1): GV chiếu hình trang 8–9 SGK phóng to cùng ảnh chụp gần vài đồ vật có nét trang trí cho bài “Sự thú vị của nét”</w:t>
             </w:r>
           </w:p>
           <w:p>
@@ -780,7 +780,7 @@
                 <w:i w:val="0"/>
                 <w:sz w:val="18"/>
               </w:rPr>
-              <w:t>NLS-KT (Cơ bản 1): GV vẽ từng nét bằng công cụ vẽ trên máy chiếu cho nhóm đoán tên; tô đè nét màu lên ảnh trang 10 để chỉ nét xé dán</w:t>
+              <w:t>NLS-KT (Cơ bản 1): Khi chơi Đoán tên của nét, GV dùng công cụ vẽ trên máy chiếu vẽ nhanh từng nét cho các nhóm gọi tên; trước khi thực hành</w:t>
             </w:r>
           </w:p>
           <w:p>
@@ -793,7 +793,7 @@
                 <w:i w:val="0"/>
                 <w:sz w:val="18"/>
               </w:rPr>
-              <w:t>NLS-AT: GV thao tác máy, HS quan sát; xem xong sờ vải thật để cảm nhận nét.</w:t>
+              <w:t>NLS-AT: GV thao tác trên máy, HS ngồi tại chỗ quan sát; xem ảnh trên màn hình xong</w:t>
             </w:r>
           </w:p>
         </w:tc>
@@ -1066,7 +1066,33 @@
                 <w:i w:val="0"/>
                 <w:sz w:val="18"/>
               </w:rPr>
-              <w:t>NLS-KT (Cơ bản 1): xem tranh, ảnh mẫu trên màn hình; ghi tên tác giả bức tranh khi giới thiệu.</w:t>
+              <w:t>NLS-KT (Cơ bản 1): GV chiếu ảnh ngôi nhà, ô tô, tàu thuỷ rồi bấm cho từng hình cơ bản tách rời ra khỏi ảnh: mái nhà là hình tam giác</w:t>
+            </w:r>
+          </w:p>
+          <w:p>
+            <w:pPr>
+              <w:spacing w:after="0"/>
+            </w:pPr>
+            <w:r>
+              <w:rPr>
+                <w:b w:val="0"/>
+                <w:i w:val="0"/>
+                <w:sz w:val="18"/>
+              </w:rPr>
+              <w:t>NLS-KT (Cơ bản 1): HS chọn một đồ vật có trong lớp và kể ra đồ vật đó gồm những hình cơ bản nào.</w:t>
+            </w:r>
+          </w:p>
+          <w:p>
+            <w:pPr>
+              <w:spacing w:after="0"/>
+            </w:pPr>
+            <w:r>
+              <w:rPr>
+                <w:b w:val="0"/>
+                <w:i w:val="0"/>
+                <w:sz w:val="18"/>
+              </w:rPr>
+              <w:t>NLS-AT: GV để máy chiếu ở độ sáng vừa phải và nhắc HS không nhìn thẳng vào bóng đèn</w:t>
             </w:r>
           </w:p>
         </w:tc>
@@ -1299,7 +1325,33 @@
                 <w:i w:val="0"/>
                 <w:sz w:val="18"/>
               </w:rPr>
-              <w:t>NLS-ST (Cơ bản 1): chụp lại sản phẩm, lưu vào thư mục lớp để trưng bày; đặt tên tệp rõ ràng.</w:t>
+              <w:t>NLS-KT (Cơ bản 1): GV chiếu bản chụp rõ nét bức tranh của hoạ sĩ Pôn Cli, phóng to từng mảng để HS thấy hoạ sĩ đã xếp các hình vuông</w:t>
+            </w:r>
+          </w:p>
+          <w:p>
+            <w:pPr>
+              <w:spacing w:after="0"/>
+            </w:pPr>
+            <w:r>
+              <w:rPr>
+                <w:b w:val="0"/>
+                <w:i w:val="0"/>
+                <w:sz w:val="18"/>
+              </w:rPr>
+              <w:t>NLS-ST (Cơ bản 1): GV chỉ dòng chữ ghi tên tranh và tên hoạ sĩ đặt cạnh bức tranh</w:t>
+            </w:r>
+          </w:p>
+          <w:p>
+            <w:pPr>
+              <w:spacing w:after="0"/>
+            </w:pPr>
+            <w:r>
+              <w:rPr>
+                <w:b w:val="0"/>
+                <w:i w:val="0"/>
+                <w:sz w:val="18"/>
+              </w:rPr>
+              <w:t>NLS-AT: Bức tranh này là của hoạ sĩ, ta chỉ xem để học cách hoạ sĩ ghép hình chứ</w:t>
             </w:r>
           </w:p>
           <w:p>
@@ -1429,7 +1481,33 @@
                 <w:i w:val="0"/>
                 <w:sz w:val="18"/>
               </w:rPr>
-              <w:t>NLS-KT (Cơ bản 1): xem tranh, ảnh mẫu trên màn hình; ghi tên tác giả bức tranh khi giới thiệu.</w:t>
+              <w:t>NLS-KT (Cơ bản 1): GV chiếu một bảng màu số và di chuyển ô chọn để HS thấy màu chuyển dần từ đỏ sang cam rồi sang vàng</w:t>
+            </w:r>
+          </w:p>
+          <w:p>
+            <w:pPr>
+              <w:spacing w:after="0"/>
+            </w:pPr>
+            <w:r>
+              <w:rPr>
+                <w:b w:val="0"/>
+                <w:i w:val="0"/>
+                <w:sz w:val="18"/>
+              </w:rPr>
+              <w:t>NLS-KT (Cơ bản 1): HS chỉ trên bảng màu hai màu đứng cạnh nhau nhìn hoà hợp và hai màu đứng xa nhau nhìn tương phản mạnh.</w:t>
+            </w:r>
+          </w:p>
+          <w:p>
+            <w:pPr>
+              <w:spacing w:after="0"/>
+            </w:pPr>
+            <w:r>
+              <w:rPr>
+                <w:b w:val="0"/>
+                <w:i w:val="0"/>
+                <w:sz w:val="18"/>
+              </w:rPr>
+              <w:t>NLS-AT: GV thao tác trên máy; màu trên màn hình sáng hơn màu sáp trên giấy nên HS phải</w:t>
             </w:r>
           </w:p>
         </w:tc>
@@ -1546,7 +1624,33 @@
                 <w:i w:val="0"/>
                 <w:sz w:val="18"/>
               </w:rPr>
-              <w:t>NLS-ST (Cơ bản 1): tạo sản phẩm mĩ thuật rồi chụp lại, lưu vào thư mục lớp; không chép nguyên tranh của người khác.</w:t>
+              <w:t>NLS-KT (Cơ bản 1): GV mở một bức ảnh trong phần mềm xem ảnh rồi kéo thanh chỉnh độ sáng để cả bức chuyển từ đậm sang nhạt ngay trước mắt HS</w:t>
+            </w:r>
+          </w:p>
+          <w:p>
+            <w:pPr>
+              <w:spacing w:after="0"/>
+            </w:pPr>
+            <w:r>
+              <w:rPr>
+                <w:b w:val="0"/>
+                <w:i w:val="0"/>
+                <w:sz w:val="18"/>
+              </w:rPr>
+              <w:t>NLS-KT (Cơ bản 1): HS chỉ ra trong ảnh chỗ nào đậm nhất, chỗ nào nhạt nhất và nói chỗ đậm đã làm hình nổi lên thế nào.</w:t>
+            </w:r>
+          </w:p>
+          <w:p>
+            <w:pPr>
+              <w:spacing w:after="0"/>
+            </w:pPr>
+            <w:r>
+              <w:rPr>
+                <w:b w:val="0"/>
+                <w:i w:val="0"/>
+                <w:sz w:val="18"/>
+              </w:rPr>
+              <w:t>NLS-AT: GV điều khiển thanh chỉnh sáng; sau đó HS pha thêm nước hoặc tô chồng lớp trên giấy</w:t>
             </w:r>
           </w:p>
         </w:tc>
@@ -1663,7 +1767,33 @@
                 <w:i w:val="0"/>
                 <w:sz w:val="18"/>
               </w:rPr>
-              <w:t>NLS-ST (Cơ bản 1): chụp lại sản phẩm, lưu vào thư mục lớp để trưng bày; đặt tên tệp rõ ràng.</w:t>
+              <w:t>NLS-KT (Cơ bản 1): GV chiếu bộ ảnh đồ vật quen thuộc được trang trí bằng mảng màu: cặp sách, hộp bút, chiếc quạt giấy, tấm rèm</w:t>
+            </w:r>
+          </w:p>
+          <w:p>
+            <w:pPr>
+              <w:spacing w:after="0"/>
+            </w:pPr>
+            <w:r>
+              <w:rPr>
+                <w:b w:val="0"/>
+                <w:i w:val="0"/>
+                <w:sz w:val="18"/>
+              </w:rPr>
+              <w:t>NLS-ST (Cơ bản 1): GV nêu rõ mỗi mẫu trang trí đều do một người nghĩ ra; HS xem để lấy ý tưởng rồi tự nghĩ cách sắp xếp mảng màu của</w:t>
+            </w:r>
+          </w:p>
+          <w:p>
+            <w:pPr>
+              <w:spacing w:after="0"/>
+            </w:pPr>
+            <w:r>
+              <w:rPr>
+                <w:b w:val="0"/>
+                <w:i w:val="0"/>
+                <w:sz w:val="18"/>
+              </w:rPr>
+              <w:t>NLS-AT: Ảnh mẫu do GV chọn sẵn, HS không xin chụp lại ảnh mẫu bằng điện thoại</w:t>
             </w:r>
           </w:p>
           <w:p>
@@ -1793,7 +1923,33 @@
                 <w:i w:val="0"/>
                 <w:sz w:val="18"/>
               </w:rPr>
-              <w:t>NLS-KT (Cơ bản 1): xem tranh, ảnh mẫu trên màn hình; ghi tên tác giả bức tranh khi giới thiệu.</w:t>
+              <w:t>NLS-KT (Cơ bản 1): GV chiếu mô hình ba chiều một con vật, một chiếc xe và xoay chậm, đồng thời tách dần từng khối cầu, khối trụ</w:t>
+            </w:r>
+          </w:p>
+          <w:p>
+            <w:pPr>
+              <w:spacing w:after="0"/>
+            </w:pPr>
+            <w:r>
+              <w:rPr>
+                <w:b w:val="0"/>
+                <w:i w:val="0"/>
+                <w:sz w:val="18"/>
+              </w:rPr>
+              <w:t>NLS-KT (Cơ bản 1): HS chọn một đồ vật trong lớp và đoán đồ vật đó gồm những khối nào.</w:t>
+            </w:r>
+          </w:p>
+          <w:p>
+            <w:pPr>
+              <w:spacing w:after="0"/>
+            </w:pPr>
+            <w:r>
+              <w:rPr>
+                <w:b w:val="0"/>
+                <w:i w:val="0"/>
+                <w:sz w:val="18"/>
+              </w:rPr>
+              <w:t>NLS-AT: GV thao tác xoay và tách khối; xem xong HS cầm hộp giấy, quả bóng</w:t>
             </w:r>
           </w:p>
         </w:tc>
@@ -1910,7 +2066,6 @@
                 <w:i w:val="0"/>
                 <w:sz w:val="18"/>
               </w:rPr>
-              <w:t>NLS-ST (Cơ bản 1): tạo sản phẩm mĩ thuật rồi chụp lại, lưu vào thư mục lớp; không chép nguyên tranh của người khác.</w:t>
             </w:r>
           </w:p>
         </w:tc>
@@ -2027,7 +2182,33 @@
                 <w:i w:val="0"/>
                 <w:sz w:val="18"/>
               </w:rPr>
-              <w:t>NLS-ST (Cơ bản 1): chụp lại sản phẩm, lưu vào thư mục lớp để trưng bày; đặt tên tệp rõ ràng.</w:t>
+              <w:t>NLS-KT (Cơ bản 1): GV chiếu ảnh chụp từ trên cao một khu vườn, một góc phố để nhóm HS thấy cách người ta sắp xếp: chỗ nào cao, chỗ nào thấp</w:t>
+            </w:r>
+          </w:p>
+          <w:p>
+            <w:pPr>
+              <w:spacing w:after="0"/>
+            </w:pPr>
+            <w:r>
+              <w:rPr>
+                <w:b w:val="0"/>
+                <w:i w:val="0"/>
+                <w:sz w:val="18"/>
+              </w:rPr>
+              <w:t>NLS-GT (Cơ bản 1): Mỗi nhóm bàn nhau chọn một cách sắp xếp và phân công ai làm khối nào</w:t>
+            </w:r>
+          </w:p>
+          <w:p>
+            <w:pPr>
+              <w:spacing w:after="0"/>
+            </w:pPr>
+            <w:r>
+              <w:rPr>
+                <w:b w:val="0"/>
+                <w:i w:val="0"/>
+                <w:sz w:val="18"/>
+              </w:rPr>
+              <w:t>NLS-AT: Ảnh chụp mô hình chỉ dùng để nhóm tự chỉnh sản phẩm, không đưa ra ngoài lớp</w:t>
             </w:r>
           </w:p>
           <w:p>
@@ -2157,7 +2338,33 @@
                 <w:i w:val="0"/>
                 <w:sz w:val="18"/>
               </w:rPr>
-              <w:t>NLS-KT (Cơ bản 1): xem tranh, ảnh mẫu trên màn hình; ghi tên tác giả bức tranh khi giới thiệu.</w:t>
+              <w:t>NLS-KT (Cơ bản 1): GV chiếu đoạn phim tua nhanh một cây thay lá qua bốn mùa: xanh non, xanh đậm, vàng, trơ cành</w:t>
+            </w:r>
+          </w:p>
+          <w:p>
+            <w:pPr>
+              <w:spacing w:after="0"/>
+            </w:pPr>
+            <w:r>
+              <w:rPr>
+                <w:b w:val="0"/>
+                <w:i w:val="0"/>
+                <w:sz w:val="18"/>
+              </w:rPr>
+              <w:t>NLS-KT (Cơ bản 1): HS gọi tên màu chủ đạo của từng mùa và liên hệ với cây cối ở quê mình.</w:t>
+            </w:r>
+          </w:p>
+          <w:p>
+            <w:pPr>
+              <w:spacing w:after="0"/>
+            </w:pPr>
+            <w:r>
+              <w:rPr>
+                <w:b w:val="0"/>
+                <w:i w:val="0"/>
+                <w:sz w:val="18"/>
+              </w:rPr>
+              <w:t>NLS-AT: GV mở đúng đoạn phim đã tải sẵn</w:t>
             </w:r>
           </w:p>
         </w:tc>
@@ -2274,7 +2481,6 @@
                 <w:i w:val="0"/>
                 <w:sz w:val="18"/>
               </w:rPr>
-              <w:t>NLS-ST (Cơ bản 1): tạo sản phẩm mĩ thuật rồi chụp lại, lưu vào thư mục lớp; không chép nguyên tranh của người khác.</w:t>
             </w:r>
           </w:p>
         </w:tc>
@@ -2740,7 +2946,33 @@
                 <w:i w:val="0"/>
                 <w:sz w:val="18"/>
               </w:rPr>
-              <w:t>NLS-KT (Cơ bản 1): xem tranh, ảnh mẫu trên màn hình; ghi tên tác giả bức tranh khi giới thiệu.</w:t>
+              <w:t>NLS-KT (Cơ bản 1): GV chiếu một bức ảnh chân dung và dùng công cụ vẽ kẻ trục dọc</w:t>
+            </w:r>
+          </w:p>
+          <w:p>
+            <w:pPr>
+              <w:spacing w:after="0"/>
+            </w:pPr>
+            <w:r>
+              <w:rPr>
+                <w:b w:val="0"/>
+                <w:i w:val="0"/>
+                <w:sz w:val="18"/>
+              </w:rPr>
+              <w:t>NLS-KT (Cơ bản 1): HS soi gương hoặc nhìn bạn cùng bàn để kiểm tra lại nhận xét ấy trên khuôn mặt thật.</w:t>
+            </w:r>
+          </w:p>
+          <w:p>
+            <w:pPr>
+              <w:spacing w:after="0"/>
+            </w:pPr>
+            <w:r>
+              <w:rPr>
+                <w:b w:val="0"/>
+                <w:i w:val="0"/>
+                <w:sz w:val="18"/>
+              </w:rPr>
+              <w:t>NLS-AT: GV chỉ dùng ảnh chân dung đã chuẩn bị sẵn hoặc ảnh của chính GV</w:t>
             </w:r>
           </w:p>
         </w:tc>
@@ -2997,19 +3229,6 @@
                 <w:i w:val="0"/>
                 <w:sz w:val="18"/>
               </w:rPr>
-              <w:t>NLS-ST (Cơ bản 1): chụp lại sản phẩm, lưu vào thư mục lớp để trưng bày; đặt tên tệp rõ ràng.</w:t>
-            </w:r>
-          </w:p>
-          <w:p>
-            <w:pPr>
-              <w:spacing w:after="0"/>
-            </w:pPr>
-            <w:r>
-              <w:rPr>
-                <w:b w:val="0"/>
-                <w:i w:val="0"/>
-                <w:sz w:val="18"/>
-              </w:rPr>
               <w:t>KNS: KN trình bày ý tưởng, nhận xét sản phẩm của bạn một cách tôn trọng.</w:t>
             </w:r>
           </w:p>
@@ -3127,6 +3346,45 @@
                 <w:i w:val="0"/>
                 <w:sz w:val="18"/>
               </w:rPr>
+              <w:t>NLS-ST (Cơ bản 1): GV chụp các bức chân dung đắp nổi từ hướng chếch để thấy rõ độ nổi</w:t>
+            </w:r>
+          </w:p>
+          <w:p>
+            <w:pPr>
+              <w:spacing w:after="0"/>
+            </w:pPr>
+            <w:r>
+              <w:rPr>
+                <w:b w:val="0"/>
+                <w:i w:val="0"/>
+                <w:sz w:val="18"/>
+              </w:rPr>
+              <w:t>NLS-GT (Cơ bản 1): HS đoán xem mỗi bức chân dung vẽ ai; bạn được vẽ nghe lời khen thì nói lời cảm ơn.</w:t>
+            </w:r>
+          </w:p>
+          <w:p>
+            <w:pPr>
+              <w:spacing w:after="0"/>
+            </w:pPr>
+            <w:r>
+              <w:rPr>
+                <w:b w:val="0"/>
+                <w:i w:val="0"/>
+                <w:sz w:val="18"/>
+              </w:rPr>
+              <w:t>NLS-AT: Chỉ chụp sản phẩm, không chụp mặt bạn khi bạn chưa đồng ý</w:t>
+            </w:r>
+          </w:p>
+          <w:p>
+            <w:pPr>
+              <w:spacing w:after="0"/>
+            </w:pPr>
+            <w:r>
+              <w:rPr>
+                <w:b w:val="0"/>
+                <w:i w:val="0"/>
+                <w:sz w:val="18"/>
+              </w:rPr>
               <w:t>KNS: KN trình bày ý tưởng, nhận xét sản phẩm của bạn một cách tôn trọng.</w:t>
             </w:r>
           </w:p>
@@ -3244,7 +3502,33 @@
                 <w:i w:val="0"/>
                 <w:sz w:val="18"/>
               </w:rPr>
-              <w:t>NLS-KT (Cơ bản 1): xem tranh, ảnh mẫu trên màn hình; ghi tên tác giả bức tranh khi giới thiệu.</w:t>
+              <w:t>NLS-KT (Cơ bản 1): GV chiếu bộ ảnh bữa cơm của các gia đình ở nhiều vùng miền: mâm cơm đồng bằng, mâm cơm miền núi, mâm cơm ngày Tết</w:t>
+            </w:r>
+          </w:p>
+          <w:p>
+            <w:pPr>
+              <w:spacing w:after="0"/>
+            </w:pPr>
+            <w:r>
+              <w:rPr>
+                <w:b w:val="0"/>
+                <w:i w:val="0"/>
+                <w:sz w:val="18"/>
+              </w:rPr>
+              <w:t>NLS-KT (Cơ bản 1): HS kể lại bữa cơm nhà mình: ai ngồi cạnh ai, mâm cơm đặt ở đâu, thường có món gì.</w:t>
+            </w:r>
+          </w:p>
+          <w:p>
+            <w:pPr>
+              <w:spacing w:after="0"/>
+            </w:pPr>
+            <w:r>
+              <w:rPr>
+                <w:b w:val="0"/>
+                <w:i w:val="0"/>
+                <w:sz w:val="18"/>
+              </w:rPr>
+              <w:t>NLS-AT: GV dùng ảnh tư liệu đã chuẩn bị</w:t>
             </w:r>
           </w:p>
         </w:tc>
@@ -3477,19 +3761,6 @@
                 <w:i w:val="0"/>
                 <w:sz w:val="18"/>
               </w:rPr>
-              <w:t>NLS-ST (Cơ bản 1): chụp lại sản phẩm, lưu vào thư mục lớp để trưng bày; đặt tên tệp rõ ràng.</w:t>
-            </w:r>
-          </w:p>
-          <w:p>
-            <w:pPr>
-              <w:spacing w:after="0"/>
-            </w:pPr>
-            <w:r>
-              <w:rPr>
-                <w:b w:val="0"/>
-                <w:i w:val="0"/>
-                <w:sz w:val="18"/>
-              </w:rPr>
               <w:t>KNS: KN trình bày ý tưởng, nhận xét sản phẩm của bạn một cách tôn trọng.</w:t>
             </w:r>
           </w:p>
@@ -3607,6 +3878,45 @@
                 <w:i w:val="0"/>
                 <w:sz w:val="18"/>
               </w:rPr>
+              <w:t>NLS-ST (Cơ bản 1): GV xếp các lọ hoa của HS lên một mặt bàn có phông nền sạch, chụp cả nhóm rồi chụp riêng từng chiếc</w:t>
+            </w:r>
+          </w:p>
+          <w:p>
+            <w:pPr>
+              <w:spacing w:after="0"/>
+            </w:pPr>
+            <w:r>
+              <w:rPr>
+                <w:b w:val="0"/>
+                <w:i w:val="0"/>
+                <w:sz w:val="18"/>
+              </w:rPr>
+              <w:t>NLS-GT (Cơ bản 1): HS nói cho cả lớp nghe mình đã tận dụng vỏ chai, vỏ hộp gì để làm lọ hoa.</w:t>
+            </w:r>
+          </w:p>
+          <w:p>
+            <w:pPr>
+              <w:spacing w:after="0"/>
+            </w:pPr>
+            <w:r>
+              <w:rPr>
+                <w:b w:val="0"/>
+                <w:i w:val="0"/>
+                <w:sz w:val="18"/>
+              </w:rPr>
+              <w:t>NLS-AT: Không dùng chai lọ thuỷ tinh vỡ hay sắc cạnh; đặt sản phẩm chắc chắn rồi mới chụp</w:t>
+            </w:r>
+          </w:p>
+          <w:p>
+            <w:pPr>
+              <w:spacing w:after="0"/>
+            </w:pPr>
+            <w:r>
+              <w:rPr>
+                <w:b w:val="0"/>
+                <w:i w:val="0"/>
+                <w:sz w:val="18"/>
+              </w:rPr>
               <w:t>KNS: KN trình bày ý tưởng, nhận xét sản phẩm của bạn một cách tôn trọng.</w:t>
             </w:r>
           </w:p>
@@ -3724,7 +4034,33 @@
                 <w:i w:val="0"/>
                 <w:sz w:val="18"/>
               </w:rPr>
-              <w:t>NLS-KT (Cơ bản 1): xem tranh, ảnh mẫu trên màn hình; ghi tên tác giả bức tranh khi giới thiệu.</w:t>
+              <w:t>NLS-KT (Cơ bản 1): GV chiếu bộ ảnh và đoạn phim ngắn về công việc hằng ngày của thầy cô: soạn bài, chấm bài, hướng dẫn HS tập thể dục</w:t>
+            </w:r>
+          </w:p>
+          <w:p>
+            <w:pPr>
+              <w:spacing w:after="0"/>
+            </w:pPr>
+            <w:r>
+              <w:rPr>
+                <w:b w:val="0"/>
+                <w:i w:val="0"/>
+                <w:sz w:val="18"/>
+              </w:rPr>
+              <w:t>NLS-KT (Cơ bản 1): HS chọn một việc trong phim để đưa vào tranh của mình và tả lại việc đó bằng lời.</w:t>
+            </w:r>
+          </w:p>
+          <w:p>
+            <w:pPr>
+              <w:spacing w:after="0"/>
+            </w:pPr>
+            <w:r>
+              <w:rPr>
+                <w:b w:val="0"/>
+                <w:i w:val="0"/>
+                <w:sz w:val="18"/>
+              </w:rPr>
+              <w:t>NLS-AT: Phim, ảnh về thầy cô do nhà trường và GV cung cấp; HS không tự quay</w:t>
             </w:r>
           </w:p>
           <w:p>
@@ -3971,7 +4307,33 @@
                 <w:i w:val="0"/>
                 <w:sz w:val="18"/>
               </w:rPr>
-              <w:t>NLS-ST (Cơ bản 1): chụp lại sản phẩm, lưu vào thư mục lớp để trưng bày; đặt tên tệp rõ ràng.</w:t>
+              <w:t>NLS-KT (Cơ bản 1): GV chiếu đoạn phim hướng dẫn gấp hoa giấy, làm thiếp nổi, dừng lại và tua chậm ở bước khó để HS xem lại vài lần trước khi</w:t>
+            </w:r>
+          </w:p>
+          <w:p>
+            <w:pPr>
+              <w:spacing w:after="0"/>
+            </w:pPr>
+            <w:r>
+              <w:rPr>
+                <w:b w:val="0"/>
+                <w:i w:val="0"/>
+                <w:sz w:val="18"/>
+              </w:rPr>
+              <w:t>NLS-GT (Cơ bản 1): HS làm theo từng bước; bạn nào làm được trước thì quay sang giúp bạn bên cạnh.</w:t>
+            </w:r>
+          </w:p>
+          <w:p>
+            <w:pPr>
+              <w:spacing w:after="0"/>
+            </w:pPr>
+            <w:r>
+              <w:rPr>
+                <w:b w:val="0"/>
+                <w:i w:val="0"/>
+                <w:sz w:val="18"/>
+              </w:rPr>
+              <w:t>NLS-AT: Cẩn thận với kéo và keo dán khi làm theo phim</w:t>
             </w:r>
           </w:p>
           <w:p>
@@ -4101,7 +4463,7 @@
                 <w:i w:val="0"/>
                 <w:sz w:val="18"/>
               </w:rPr>
-              <w:t>QPAN: Gợi ý HS làm sản phẩm tặng chú bộ đội, gia đình thương binh, liệt sĩ nhân ngày lễ.</w:t>
+              <w:t>NLS-ST (Cơ bản 1): GV chụp món quà của HS kèm tấm thiếp ghi lời chúc, ghép thành một trang trưng bày của lớp để tặng thầy cô xem.</w:t>
             </w:r>
           </w:p>
           <w:p>
@@ -4114,7 +4476,33 @@
                 <w:i w:val="0"/>
                 <w:sz w:val="18"/>
               </w:rPr>
-              <w:t>KNS: KN trình bày ý tưởng, nhận xét sản phẩm của bạn một cách tôn trọng.</w:t>
+              <w:t>NLS-GT (Cơ bản 1): HS đọc to lời chúc của mình, cả lớp góp ý để lời chúc chân thành và lễ phép hơn.</w:t>
+            </w:r>
+          </w:p>
+          <w:p>
+            <w:pPr>
+              <w:spacing w:after="0"/>
+            </w:pPr>
+            <w:r>
+              <w:rPr>
+                <w:b w:val="0"/>
+                <w:i w:val="0"/>
+                <w:sz w:val="18"/>
+              </w:rPr>
+              <w:t>NLS-AT: Trang trưng bày chỉ gửi tới thầy cô trong trường, không đăng lên mạng</w:t>
+            </w:r>
+          </w:p>
+          <w:p>
+            <w:pPr>
+              <w:spacing w:after="0"/>
+            </w:pPr>
+            <w:r>
+              <w:rPr>
+                <w:b w:val="0"/>
+                <w:i w:val="0"/>
+                <w:sz w:val="18"/>
+              </w:rPr>
+              <w:t>QPAN: Gợi ý HS làm sản phẩm tặng chú bộ đội, gia đình thương binh, liệt sĩ nhân ngày lễ.</w:t>
             </w:r>
           </w:p>
         </w:tc>
@@ -4231,7 +4619,33 @@
                 <w:i w:val="0"/>
                 <w:sz w:val="18"/>
               </w:rPr>
-              <w:t>NLS-KT (Cơ bản 1): xem tranh, ảnh mẫu trên màn hình; ghi tên tác giả bức tranh khi giới thiệu.</w:t>
+              <w:t>NLS-KT (Cơ bản 1): GV chiếu phim tư liệu về đồ chơi dân gian Việt Nam: mặt nạ giấy bồi, tò he, đèn ông sao, con giống bột</w:t>
+            </w:r>
+          </w:p>
+          <w:p>
+            <w:pPr>
+              <w:spacing w:after="0"/>
+            </w:pPr>
+            <w:r>
+              <w:rPr>
+                <w:b w:val="0"/>
+                <w:i w:val="0"/>
+                <w:sz w:val="18"/>
+              </w:rPr>
+              <w:t>NLS-KT (Cơ bản 1): HS gọi tên các đồ chơi trong phim và nói món nào mình đã từng chơi.</w:t>
+            </w:r>
+          </w:p>
+          <w:p>
+            <w:pPr>
+              <w:spacing w:after="0"/>
+            </w:pPr>
+            <w:r>
+              <w:rPr>
+                <w:b w:val="0"/>
+                <w:i w:val="0"/>
+                <w:sz w:val="18"/>
+              </w:rPr>
+              <w:t>NLS-AT: GV mở đoạn phim đã tải sẵn; HS xem để hiểu công sức của người thợ làm ra</w:t>
             </w:r>
           </w:p>
         </w:tc>
@@ -4348,6 +4762,33 @@
                 <w:i w:val="0"/>
                 <w:sz w:val="18"/>
               </w:rPr>
+              <w:t>NLS-KT (Cơ bản 1): GV chiếu phim hướng dẫn biến vỏ chai, hộp giấy, nắp chai thành con vật</w:t>
+            </w:r>
+          </w:p>
+          <w:p>
+            <w:pPr>
+              <w:spacing w:after="0"/>
+            </w:pPr>
+            <w:r>
+              <w:rPr>
+                <w:b w:val="0"/>
+                <w:i w:val="0"/>
+                <w:sz w:val="18"/>
+              </w:rPr>
+              <w:t>NLS-GT (Cơ bản 1): HS trong nhóm cùng bàn xem nhóm mình làm con vật gì, ai lo phần thân, ai lo phần đầu.</w:t>
+            </w:r>
+          </w:p>
+          <w:p>
+            <w:pPr>
+              <w:spacing w:after="0"/>
+            </w:pPr>
+            <w:r>
+              <w:rPr>
+                <w:b w:val="0"/>
+                <w:i w:val="0"/>
+                <w:sz w:val="18"/>
+              </w:rPr>
+              <w:t>NLS-AT: Vỏ chai, vỏ hộp phải rửa sạch và để khô trước khi dùng</w:t>
             </w:r>
           </w:p>
         </w:tc>
@@ -4464,19 +4905,6 @@
                 <w:i w:val="0"/>
                 <w:sz w:val="18"/>
               </w:rPr>
-              <w:t>NLS-ST (Cơ bản 1): chụp lại sản phẩm, lưu vào thư mục lớp để trưng bày; đặt tên tệp rõ ràng.</w:t>
-            </w:r>
-          </w:p>
-          <w:p>
-            <w:pPr>
-              <w:spacing w:after="0"/>
-            </w:pPr>
-            <w:r>
-              <w:rPr>
-                <w:b w:val="0"/>
-                <w:i w:val="0"/>
-                <w:sz w:val="18"/>
-              </w:rPr>
               <w:t>KNS: KN trình bày ý tưởng, nhận xét sản phẩm của bạn một cách tôn trọng.</w:t>
             </w:r>
           </w:p>
@@ -4588,6 +5016,45 @@
               <w:spacing w:after="0"/>
             </w:pPr>
             <w:r/>
+            <w:r>
+              <w:rPr>
+                <w:b w:val="0"/>
+                <w:i w:val="0"/>
+                <w:sz w:val="18"/>
+              </w:rPr>
+              <w:t>NLS-ST (Cơ bản 1): GV bày các đồ chơi của lớp thành một góc trưng bày rồi quay một đoạn phim ngắn đi vòng quanh góc ấy để cả lớp xem lại</w:t>
+            </w:r>
+          </w:p>
+          <w:p>
+            <w:pPr>
+              <w:spacing w:after="0"/>
+            </w:pPr>
+            <w:r>
+              <w:rPr>
+                <w:b w:val="0"/>
+                <w:i w:val="0"/>
+                <w:sz w:val="18"/>
+              </w:rPr>
+              <w:t>NLS-GT (Cơ bản 1): HS lần lượt cầm sản phẩm giới thiệu trước lớp: đây là con vật gì, làm từ vật liệu gì, chơi ra sao.</w:t>
+            </w:r>
+          </w:p>
+          <w:p>
+            <w:pPr>
+              <w:spacing w:after="0"/>
+            </w:pPr>
+            <w:r>
+              <w:rPr>
+                <w:b w:val="0"/>
+                <w:i w:val="0"/>
+                <w:sz w:val="18"/>
+              </w:rPr>
+              <w:t>NLS-AT: Đoạn phim chỉ quay sản phẩm và bàn tay</w:t>
+            </w:r>
+          </w:p>
+          <w:p>
+            <w:pPr>
+              <w:spacing w:after="0"/>
+            </w:pPr>
             <w:r>
               <w:rPr>
                 <w:b w:val="0"/>

--- a/assets/docs/lop2/Mi thuat - Lop 2.docx
+++ b/assets/docs/lop2/Mi thuat - Lop 2.docx
@@ -1209,6 +1209,33 @@
                 <w:i w:val="0"/>
                 <w:sz w:val="18"/>
               </w:rPr>
+              <w:t>NLS-KT (Cơ bản 1): Ở chủ đề “Sự kết hợp của các hình cơ bản”, GV chiếu ảnh các đồ vật quen thuộc rồi bấm tách dần thành hình tròn, vuông</w:t>
+            </w:r>
+          </w:p>
+          <w:p>
+            <w:pPr>
+              <w:spacing w:after="0"/>
+            </w:pPr>
+            <w:r>
+              <w:rPr>
+                <w:b w:val="0"/>
+                <w:i w:val="0"/>
+                <w:sz w:val="18"/>
+              </w:rPr>
+              <w:t>NLS-ST (Cơ bản 1): Làm xong sản phẩm ba chiều, GV chụp ảnh từ hai phía rồi chiếu lên màn hình thành bộ sưu tập của lớp</w:t>
+            </w:r>
+          </w:p>
+          <w:p>
+            <w:pPr>
+              <w:spacing w:after="0"/>
+            </w:pPr>
+            <w:r>
+              <w:rPr>
+                <w:b w:val="0"/>
+                <w:i w:val="0"/>
+                <w:sz w:val="18"/>
+              </w:rPr>
+              <w:t>NLS-AT: GV chỉ chụp sản phẩm, không chụp mặt HS; ảnh lưu trong máy của cô</w:t>
             </w:r>
           </w:p>
         </w:tc>
@@ -2066,6 +2093,33 @@
                 <w:i w:val="0"/>
                 <w:sz w:val="18"/>
               </w:rPr>
+              <w:t>NLS-KT (Cơ bản 1): Ở chủ đề “Sự kết hợp thú vị của khối”, GV chiếu ảnh đồ vật ba chiều rồi bấm tách dần thành các khối lập phương, khối hộp</w:t>
+            </w:r>
+          </w:p>
+          <w:p>
+            <w:pPr>
+              <w:spacing w:after="0"/>
+            </w:pPr>
+            <w:r>
+              <w:rPr>
+                <w:b w:val="0"/>
+                <w:i w:val="0"/>
+                <w:sz w:val="18"/>
+              </w:rPr>
+              <w:t>NLS-ST (Cơ bản 1): Sắp xếp xong, GV chụp ảnh sản phẩm của từng nhóm từ hai phía rồi chiếu lên màn hình</w:t>
+            </w:r>
+          </w:p>
+          <w:p>
+            <w:pPr>
+              <w:spacing w:after="0"/>
+            </w:pPr>
+            <w:r>
+              <w:rPr>
+                <w:b w:val="0"/>
+                <w:i w:val="0"/>
+                <w:sz w:val="18"/>
+              </w:rPr>
+              <w:t>NLS-AT: GV chỉ chụp sản phẩm, không chụp mặt HS; khi ghép khối, các em dùng kéo mũi tròn</w:t>
             </w:r>
           </w:p>
         </w:tc>
@@ -2481,6 +2535,33 @@
                 <w:i w:val="0"/>
                 <w:sz w:val="18"/>
               </w:rPr>
+              <w:t>NLS-KT (Cơ bản 1): Ở chủ đề “Sắc màu thiên nhiên”, GV chiếu ảnh phong cảnh bốn mùa và phóng to từng mảng màu trời, cây, nước; HS gọi tên màu</w:t>
+            </w:r>
+          </w:p>
+          <w:p>
+            <w:pPr>
+              <w:spacing w:after="0"/>
+            </w:pPr>
+            <w:r>
+              <w:rPr>
+                <w:b w:val="0"/>
+                <w:i w:val="0"/>
+                <w:sz w:val="18"/>
+              </w:rPr>
+              <w:t>NLS-ST (Cơ bản 1): Vẽ xong, GV chụp ảnh tranh của cả lớp rồi chiếu thành phòng tranh trên màn hình; mỗi em giới thiệu bức của mình</w:t>
+            </w:r>
+          </w:p>
+          <w:p>
+            <w:pPr>
+              <w:spacing w:after="0"/>
+            </w:pPr>
+            <w:r>
+              <w:rPr>
+                <w:b w:val="0"/>
+                <w:i w:val="0"/>
+                <w:sz w:val="18"/>
+              </w:rPr>
+              <w:t>NLS-AT: GV chỉ chụp tranh, không chụp mặt HS</w:t>
             </w:r>
           </w:p>
         </w:tc>

--- a/assets/docs/lop2/Mi thuat - Lop 2.docx
+++ b/assets/docs/lop2/Mi thuat - Lop 2.docx
@@ -624,33 +624,7 @@
                 <w:i w:val="0"/>
                 <w:sz w:val="18"/>
               </w:rPr>
-              <w:t>NLS-KT (Cơ bản 1): GV chiếu ảnh phóng to các hình thức của “Mĩ thuật trong cuộc sống” như SGK trang 5–7: pa-nô, áp phích ngày lễ</w:t>
-            </w:r>
-          </w:p>
-          <w:p>
-            <w:pPr>
-              <w:spacing w:after="0"/>
-            </w:pPr>
-            <w:r>
-              <w:rPr>
-                <w:b w:val="0"/>
-                <w:i w:val="0"/>
-                <w:sz w:val="18"/>
-              </w:rPr>
-              <w:t>NLS-KT (Cơ bản 1): GV chiếu hai nhóm ảnh cạnh nhau cho trò chơi Tranh và tượng, HS lên chỉ nhanh trên màn hình đâu là tranh, đâu là tượng</w:t>
-            </w:r>
-          </w:p>
-          <w:p>
-            <w:pPr>
-              <w:spacing w:after="0"/>
-            </w:pPr>
-            <w:r>
-              <w:rPr>
-                <w:b w:val="0"/>
-                <w:i w:val="0"/>
-                <w:sz w:val="18"/>
-              </w:rPr>
-              <w:t>NLS-AT: GV mở đúng tập ảnh đã chuẩn bị trước</w:t>
+              <w:t>NLS-KT (Cơ bản 1): Chiếu ảnh phóng to các hình thức của “Mĩ thuật trong cuộc sống” như SGK trang 5–7.</w:t>
             </w:r>
           </w:p>
         </w:tc>
@@ -767,33 +741,7 @@
                 <w:i w:val="0"/>
                 <w:sz w:val="18"/>
               </w:rPr>
-              <w:t>NLS-KT (Cơ bản 1): GV chiếu hình trang 8–9 SGK phóng to cùng ảnh chụp gần vài đồ vật có nét trang trí cho bài “Sự thú vị của nét”</w:t>
-            </w:r>
-          </w:p>
-          <w:p>
-            <w:pPr>
-              <w:spacing w:after="0"/>
-            </w:pPr>
-            <w:r>
-              <w:rPr>
-                <w:b w:val="0"/>
-                <w:i w:val="0"/>
-                <w:sz w:val="18"/>
-              </w:rPr>
-              <w:t>NLS-KT (Cơ bản 1): Khi chơi Đoán tên của nét, GV dùng công cụ vẽ trên máy chiếu vẽ nhanh từng nét cho các nhóm gọi tên; trước khi thực hành</w:t>
-            </w:r>
-          </w:p>
-          <w:p>
-            <w:pPr>
-              <w:spacing w:after="0"/>
-            </w:pPr>
-            <w:r>
-              <w:rPr>
-                <w:b w:val="0"/>
-                <w:i w:val="0"/>
-                <w:sz w:val="18"/>
-              </w:rPr>
-              <w:t>NLS-AT: GV thao tác trên máy, HS ngồi tại chỗ quan sát; xem ảnh trên màn hình xong</w:t>
+              <w:t>NLS-KT (Cơ bản 1): Chiếu hình trang 8–9 SGK phóng to cùng ảnh chụp gần vài đồ vật có nét trang trí cho bài “Sự thú vị của nét”.</w:t>
             </w:r>
           </w:p>
         </w:tc>
@@ -910,33 +858,7 @@
                 <w:i w:val="0"/>
                 <w:sz w:val="18"/>
               </w:rPr>
-              <w:t>NLS-ST (Cơ bản 1): GV mở một trang trình chiếu, vẽ một hoạ tiết rồi dùng lệnh sao chép và dán cho hoạ tiết ấy lặp lại thành đường diềm dài</w:t>
-            </w:r>
-          </w:p>
-          <w:p>
-            <w:pPr>
-              <w:spacing w:after="0"/>
-            </w:pPr>
-            <w:r>
-              <w:rPr>
-                <w:b w:val="0"/>
-                <w:i w:val="0"/>
-                <w:sz w:val="18"/>
-              </w:rPr>
-              <w:t>NLS-KT (Cơ bản 1): HS quan sát cạnh đó ảnh đường diềm trên khăn, trên bát đĩa để đối chiếu với đường diềm vừa dựng trên máy.</w:t>
-            </w:r>
-          </w:p>
-          <w:p>
-            <w:pPr>
-              <w:spacing w:after="0"/>
-            </w:pPr>
-            <w:r>
-              <w:rPr>
-                <w:b w:val="0"/>
-                <w:i w:val="0"/>
-                <w:sz w:val="18"/>
-              </w:rPr>
-              <w:t>NLS-AT: GV thao tác sao chép, dán; HS quan sát và nêu ý kiến rồi tự vẽ đường diềm</w:t>
+              <w:t>NLS-ST (Cơ bản 1): Mở một trang trình chiếu, vẽ một hoạ tiết.</w:t>
             </w:r>
           </w:p>
           <w:p>
@@ -1066,33 +988,7 @@
                 <w:i w:val="0"/>
                 <w:sz w:val="18"/>
               </w:rPr>
-              <w:t>NLS-KT (Cơ bản 1): GV chiếu ảnh ngôi nhà, ô tô, tàu thuỷ rồi bấm cho từng hình cơ bản tách rời ra khỏi ảnh: mái nhà là hình tam giác</w:t>
-            </w:r>
-          </w:p>
-          <w:p>
-            <w:pPr>
-              <w:spacing w:after="0"/>
-            </w:pPr>
-            <w:r>
-              <w:rPr>
-                <w:b w:val="0"/>
-                <w:i w:val="0"/>
-                <w:sz w:val="18"/>
-              </w:rPr>
-              <w:t>NLS-KT (Cơ bản 1): HS chọn một đồ vật có trong lớp và kể ra đồ vật đó gồm những hình cơ bản nào.</w:t>
-            </w:r>
-          </w:p>
-          <w:p>
-            <w:pPr>
-              <w:spacing w:after="0"/>
-            </w:pPr>
-            <w:r>
-              <w:rPr>
-                <w:b w:val="0"/>
-                <w:i w:val="0"/>
-                <w:sz w:val="18"/>
-              </w:rPr>
-              <w:t>NLS-AT: GV để máy chiếu ở độ sáng vừa phải và nhắc HS không nhìn thẳng vào bóng đèn</w:t>
+              <w:t>NLS-KT (Cơ bản 1): Chiếu ảnh ngôi nhà, ô tô, tàu thuỷ.</w:t>
             </w:r>
           </w:p>
         </w:tc>
@@ -1209,33 +1105,7 @@
                 <w:i w:val="0"/>
                 <w:sz w:val="18"/>
               </w:rPr>
-              <w:t>NLS-KT (Cơ bản 1): Ở chủ đề “Sự kết hợp của các hình cơ bản”, GV chiếu ảnh các đồ vật quen thuộc rồi bấm tách dần thành hình tròn, vuông</w:t>
-            </w:r>
-          </w:p>
-          <w:p>
-            <w:pPr>
-              <w:spacing w:after="0"/>
-            </w:pPr>
-            <w:r>
-              <w:rPr>
-                <w:b w:val="0"/>
-                <w:i w:val="0"/>
-                <w:sz w:val="18"/>
-              </w:rPr>
-              <w:t>NLS-ST (Cơ bản 1): Làm xong sản phẩm ba chiều, GV chụp ảnh từ hai phía rồi chiếu lên màn hình thành bộ sưu tập của lớp</w:t>
-            </w:r>
-          </w:p>
-          <w:p>
-            <w:pPr>
-              <w:spacing w:after="0"/>
-            </w:pPr>
-            <w:r>
-              <w:rPr>
-                <w:b w:val="0"/>
-                <w:i w:val="0"/>
-                <w:sz w:val="18"/>
-              </w:rPr>
-              <w:t>NLS-AT: GV chỉ chụp sản phẩm, không chụp mặt HS; ảnh lưu trong máy của cô</w:t>
+              <w:t>NLS-ST (Cơ bản 1): Làm xong sản phẩm ba chiều, GV chụp ảnh từ hai phía rồi chiếu lên màn hình thành bộ sưu tập của lớp.</w:t>
             </w:r>
           </w:p>
         </w:tc>
@@ -1352,33 +1222,7 @@
                 <w:i w:val="0"/>
                 <w:sz w:val="18"/>
               </w:rPr>
-              <w:t>NLS-KT (Cơ bản 1): GV chiếu bản chụp rõ nét bức tranh của hoạ sĩ Pôn Cli, phóng to từng mảng để HS thấy hoạ sĩ đã xếp các hình vuông</w:t>
-            </w:r>
-          </w:p>
-          <w:p>
-            <w:pPr>
-              <w:spacing w:after="0"/>
-            </w:pPr>
-            <w:r>
-              <w:rPr>
-                <w:b w:val="0"/>
-                <w:i w:val="0"/>
-                <w:sz w:val="18"/>
-              </w:rPr>
-              <w:t>NLS-ST (Cơ bản 1): GV chỉ dòng chữ ghi tên tranh và tên hoạ sĩ đặt cạnh bức tranh</w:t>
-            </w:r>
-          </w:p>
-          <w:p>
-            <w:pPr>
-              <w:spacing w:after="0"/>
-            </w:pPr>
-            <w:r>
-              <w:rPr>
-                <w:b w:val="0"/>
-                <w:i w:val="0"/>
-                <w:sz w:val="18"/>
-              </w:rPr>
-              <w:t>NLS-AT: Bức tranh này là của hoạ sĩ, ta chỉ xem để học cách hoạ sĩ ghép hình chứ</w:t>
+              <w:t>NLS-KT (Cơ bản 1): Chiếu bản chụp rõ nét bức tranh của hoạ sĩ Pôn Cli, phóng to từng mảng.</w:t>
             </w:r>
           </w:p>
           <w:p>
@@ -1508,33 +1352,7 @@
                 <w:i w:val="0"/>
                 <w:sz w:val="18"/>
               </w:rPr>
-              <w:t>NLS-KT (Cơ bản 1): GV chiếu một bảng màu số và di chuyển ô chọn để HS thấy màu chuyển dần từ đỏ sang cam rồi sang vàng</w:t>
-            </w:r>
-          </w:p>
-          <w:p>
-            <w:pPr>
-              <w:spacing w:after="0"/>
-            </w:pPr>
-            <w:r>
-              <w:rPr>
-                <w:b w:val="0"/>
-                <w:i w:val="0"/>
-                <w:sz w:val="18"/>
-              </w:rPr>
-              <w:t>NLS-KT (Cơ bản 1): HS chỉ trên bảng màu hai màu đứng cạnh nhau nhìn hoà hợp và hai màu đứng xa nhau nhìn tương phản mạnh.</w:t>
-            </w:r>
-          </w:p>
-          <w:p>
-            <w:pPr>
-              <w:spacing w:after="0"/>
-            </w:pPr>
-            <w:r>
-              <w:rPr>
-                <w:b w:val="0"/>
-                <w:i w:val="0"/>
-                <w:sz w:val="18"/>
-              </w:rPr>
-              <w:t>NLS-AT: GV thao tác trên máy; màu trên màn hình sáng hơn màu sáp trên giấy nên HS phải</w:t>
+              <w:t>NLS-KT (Cơ bản 1): Chiếu một bảng màu số và di chuyển ô chọn.</w:t>
             </w:r>
           </w:p>
         </w:tc>
@@ -1651,33 +1469,7 @@
                 <w:i w:val="0"/>
                 <w:sz w:val="18"/>
               </w:rPr>
-              <w:t>NLS-KT (Cơ bản 1): GV mở một bức ảnh trong phần mềm xem ảnh rồi kéo thanh chỉnh độ sáng để cả bức chuyển từ đậm sang nhạt ngay trước mắt HS</w:t>
-            </w:r>
-          </w:p>
-          <w:p>
-            <w:pPr>
-              <w:spacing w:after="0"/>
-            </w:pPr>
-            <w:r>
-              <w:rPr>
-                <w:b w:val="0"/>
-                <w:i w:val="0"/>
-                <w:sz w:val="18"/>
-              </w:rPr>
-              <w:t>NLS-KT (Cơ bản 1): HS chỉ ra trong ảnh chỗ nào đậm nhất, chỗ nào nhạt nhất và nói chỗ đậm đã làm hình nổi lên thế nào.</w:t>
-            </w:r>
-          </w:p>
-          <w:p>
-            <w:pPr>
-              <w:spacing w:after="0"/>
-            </w:pPr>
-            <w:r>
-              <w:rPr>
-                <w:b w:val="0"/>
-                <w:i w:val="0"/>
-                <w:sz w:val="18"/>
-              </w:rPr>
-              <w:t>NLS-AT: GV điều khiển thanh chỉnh sáng; sau đó HS pha thêm nước hoặc tô chồng lớp trên giấy</w:t>
+              <w:t>NLS-KT (Cơ bản 1): Mở một bức ảnh trong phần mềm xem ảnh.</w:t>
             </w:r>
           </w:p>
         </w:tc>
@@ -1794,33 +1586,7 @@
                 <w:i w:val="0"/>
                 <w:sz w:val="18"/>
               </w:rPr>
-              <w:t>NLS-KT (Cơ bản 1): GV chiếu bộ ảnh đồ vật quen thuộc được trang trí bằng mảng màu: cặp sách, hộp bút, chiếc quạt giấy, tấm rèm</w:t>
-            </w:r>
-          </w:p>
-          <w:p>
-            <w:pPr>
-              <w:spacing w:after="0"/>
-            </w:pPr>
-            <w:r>
-              <w:rPr>
-                <w:b w:val="0"/>
-                <w:i w:val="0"/>
-                <w:sz w:val="18"/>
-              </w:rPr>
-              <w:t>NLS-ST (Cơ bản 1): GV nêu rõ mỗi mẫu trang trí đều do một người nghĩ ra; HS xem để lấy ý tưởng rồi tự nghĩ cách sắp xếp mảng màu của</w:t>
-            </w:r>
-          </w:p>
-          <w:p>
-            <w:pPr>
-              <w:spacing w:after="0"/>
-            </w:pPr>
-            <w:r>
-              <w:rPr>
-                <w:b w:val="0"/>
-                <w:i w:val="0"/>
-                <w:sz w:val="18"/>
-              </w:rPr>
-              <w:t>NLS-AT: Ảnh mẫu do GV chọn sẵn, HS không xin chụp lại ảnh mẫu bằng điện thoại</w:t>
+              <w:t>NLS-ST (Cơ bản 1): Nêu rõ mỗi mẫu trang trí đều do một người nghĩ ra; HS xem.</w:t>
             </w:r>
           </w:p>
           <w:p>
@@ -1950,33 +1716,7 @@
                 <w:i w:val="0"/>
                 <w:sz w:val="18"/>
               </w:rPr>
-              <w:t>NLS-KT (Cơ bản 1): GV chiếu mô hình ba chiều một con vật, một chiếc xe và xoay chậm, đồng thời tách dần từng khối cầu, khối trụ</w:t>
-            </w:r>
-          </w:p>
-          <w:p>
-            <w:pPr>
-              <w:spacing w:after="0"/>
-            </w:pPr>
-            <w:r>
-              <w:rPr>
-                <w:b w:val="0"/>
-                <w:i w:val="0"/>
-                <w:sz w:val="18"/>
-              </w:rPr>
-              <w:t>NLS-KT (Cơ bản 1): HS chọn một đồ vật trong lớp và đoán đồ vật đó gồm những khối nào.</w:t>
-            </w:r>
-          </w:p>
-          <w:p>
-            <w:pPr>
-              <w:spacing w:after="0"/>
-            </w:pPr>
-            <w:r>
-              <w:rPr>
-                <w:b w:val="0"/>
-                <w:i w:val="0"/>
-                <w:sz w:val="18"/>
-              </w:rPr>
-              <w:t>NLS-AT: GV thao tác xoay và tách khối; xem xong HS cầm hộp giấy, quả bóng</w:t>
+              <w:t>NLS-KT (Cơ bản 1): Chiếu mô hình ba chiều một con vật, một chiếc xe và xoay chậm, đồng thời tách dần từng khối cầu, khối.</w:t>
             </w:r>
           </w:p>
         </w:tc>
@@ -2093,33 +1833,7 @@
                 <w:i w:val="0"/>
                 <w:sz w:val="18"/>
               </w:rPr>
-              <w:t>NLS-KT (Cơ bản 1): Ở chủ đề “Sự kết hợp thú vị của khối”, GV chiếu ảnh đồ vật ba chiều rồi bấm tách dần thành các khối lập phương, khối hộp</w:t>
-            </w:r>
-          </w:p>
-          <w:p>
-            <w:pPr>
-              <w:spacing w:after="0"/>
-            </w:pPr>
-            <w:r>
-              <w:rPr>
-                <w:b w:val="0"/>
-                <w:i w:val="0"/>
-                <w:sz w:val="18"/>
-              </w:rPr>
-              <w:t>NLS-ST (Cơ bản 1): Sắp xếp xong, GV chụp ảnh sản phẩm của từng nhóm từ hai phía rồi chiếu lên màn hình</w:t>
-            </w:r>
-          </w:p>
-          <w:p>
-            <w:pPr>
-              <w:spacing w:after="0"/>
-            </w:pPr>
-            <w:r>
-              <w:rPr>
-                <w:b w:val="0"/>
-                <w:i w:val="0"/>
-                <w:sz w:val="18"/>
-              </w:rPr>
-              <w:t>NLS-AT: GV chỉ chụp sản phẩm, không chụp mặt HS; khi ghép khối, các em dùng kéo mũi tròn</w:t>
+              <w:t>NLS-ST (Cơ bản 1): Sắp xếp xong, GV chụp ảnh sản phẩm của từng nhóm từ hai phía rồi chiếu lên màn hình.</w:t>
             </w:r>
           </w:p>
         </w:tc>
@@ -2236,33 +1950,7 @@
                 <w:i w:val="0"/>
                 <w:sz w:val="18"/>
               </w:rPr>
-              <w:t>NLS-KT (Cơ bản 1): GV chiếu ảnh chụp từ trên cao một khu vườn, một góc phố để nhóm HS thấy cách người ta sắp xếp: chỗ nào cao, chỗ nào thấp</w:t>
-            </w:r>
-          </w:p>
-          <w:p>
-            <w:pPr>
-              <w:spacing w:after="0"/>
-            </w:pPr>
-            <w:r>
-              <w:rPr>
-                <w:b w:val="0"/>
-                <w:i w:val="0"/>
-                <w:sz w:val="18"/>
-              </w:rPr>
-              <w:t>NLS-GT (Cơ bản 1): Mỗi nhóm bàn nhau chọn một cách sắp xếp và phân công ai làm khối nào</w:t>
-            </w:r>
-          </w:p>
-          <w:p>
-            <w:pPr>
-              <w:spacing w:after="0"/>
-            </w:pPr>
-            <w:r>
-              <w:rPr>
-                <w:b w:val="0"/>
-                <w:i w:val="0"/>
-                <w:sz w:val="18"/>
-              </w:rPr>
-              <w:t>NLS-AT: Ảnh chụp mô hình chỉ dùng để nhóm tự chỉnh sản phẩm, không đưa ra ngoài lớp</w:t>
+              <w:t>NLS-KT (Cơ bản 1): Chiếu ảnh chụp từ trên cao một khu vườn, một góc phố.</w:t>
             </w:r>
           </w:p>
           <w:p>
@@ -2392,33 +2080,7 @@
                 <w:i w:val="0"/>
                 <w:sz w:val="18"/>
               </w:rPr>
-              <w:t>NLS-KT (Cơ bản 1): GV chiếu đoạn phim tua nhanh một cây thay lá qua bốn mùa: xanh non, xanh đậm, vàng, trơ cành</w:t>
-            </w:r>
-          </w:p>
-          <w:p>
-            <w:pPr>
-              <w:spacing w:after="0"/>
-            </w:pPr>
-            <w:r>
-              <w:rPr>
-                <w:b w:val="0"/>
-                <w:i w:val="0"/>
-                <w:sz w:val="18"/>
-              </w:rPr>
-              <w:t>NLS-KT (Cơ bản 1): HS gọi tên màu chủ đạo của từng mùa và liên hệ với cây cối ở quê mình.</w:t>
-            </w:r>
-          </w:p>
-          <w:p>
-            <w:pPr>
-              <w:spacing w:after="0"/>
-            </w:pPr>
-            <w:r>
-              <w:rPr>
-                <w:b w:val="0"/>
-                <w:i w:val="0"/>
-                <w:sz w:val="18"/>
-              </w:rPr>
-              <w:t>NLS-AT: GV mở đúng đoạn phim đã tải sẵn</w:t>
+              <w:t>NLS-KT (Cơ bản 1): Chiếu đoạn phim tua nhanh một cây thay lá qua bốn mùa.</w:t>
             </w:r>
           </w:p>
         </w:tc>
@@ -2535,33 +2197,7 @@
                 <w:i w:val="0"/>
                 <w:sz w:val="18"/>
               </w:rPr>
-              <w:t>NLS-KT (Cơ bản 1): Ở chủ đề “Sắc màu thiên nhiên”, GV chiếu ảnh phong cảnh bốn mùa và phóng to từng mảng màu trời, cây, nước; HS gọi tên màu</w:t>
-            </w:r>
-          </w:p>
-          <w:p>
-            <w:pPr>
-              <w:spacing w:after="0"/>
-            </w:pPr>
-            <w:r>
-              <w:rPr>
-                <w:b w:val="0"/>
-                <w:i w:val="0"/>
-                <w:sz w:val="18"/>
-              </w:rPr>
-              <w:t>NLS-ST (Cơ bản 1): Vẽ xong, GV chụp ảnh tranh của cả lớp rồi chiếu thành phòng tranh trên màn hình; mỗi em giới thiệu bức của mình</w:t>
-            </w:r>
-          </w:p>
-          <w:p>
-            <w:pPr>
-              <w:spacing w:after="0"/>
-            </w:pPr>
-            <w:r>
-              <w:rPr>
-                <w:b w:val="0"/>
-                <w:i w:val="0"/>
-                <w:sz w:val="18"/>
-              </w:rPr>
-              <w:t>NLS-AT: GV chỉ chụp tranh, không chụp mặt HS</w:t>
+              <w:t>NLS-ST (Cơ bản 1): Vẽ xong, GV chụp ảnh tranh của cả lớp rồi chiếu thành phòng tranh trên màn hình.</w:t>
             </w:r>
           </w:p>
         </w:tc>
@@ -2678,6 +2314,7 @@
                 <w:i w:val="0"/>
                 <w:sz w:val="18"/>
               </w:rPr>
+              <w:t>NLS-KT (Cơ bản 1): Ở hoạt động Khám phá kĩ thuật in của chủ đề “Sắc màu thiên nhiên”, GV chiếu ảnh chụp gần mặt sau.</w:t>
             </w:r>
           </w:p>
         </w:tc>
@@ -2794,6 +2431,7 @@
                 <w:i w:val="0"/>
                 <w:sz w:val="18"/>
               </w:rPr>
+              <w:t>NLS-ST (Cơ bản 1): Ở hoạt động Trưng bày, GV chụp sản phẩm của các nhóm rồi chiếu thành một bộ sưu tập nhỏ trên màn hình.</w:t>
             </w:r>
           </w:p>
         </w:tc>
@@ -3027,33 +2665,7 @@
                 <w:i w:val="0"/>
                 <w:sz w:val="18"/>
               </w:rPr>
-              <w:t>NLS-KT (Cơ bản 1): GV chiếu một bức ảnh chân dung và dùng công cụ vẽ kẻ trục dọc</w:t>
-            </w:r>
-          </w:p>
-          <w:p>
-            <w:pPr>
-              <w:spacing w:after="0"/>
-            </w:pPr>
-            <w:r>
-              <w:rPr>
-                <w:b w:val="0"/>
-                <w:i w:val="0"/>
-                <w:sz w:val="18"/>
-              </w:rPr>
-              <w:t>NLS-KT (Cơ bản 1): HS soi gương hoặc nhìn bạn cùng bàn để kiểm tra lại nhận xét ấy trên khuôn mặt thật.</w:t>
-            </w:r>
-          </w:p>
-          <w:p>
-            <w:pPr>
-              <w:spacing w:after="0"/>
-            </w:pPr>
-            <w:r>
-              <w:rPr>
-                <w:b w:val="0"/>
-                <w:i w:val="0"/>
-                <w:sz w:val="18"/>
-              </w:rPr>
-              <w:t>NLS-AT: GV chỉ dùng ảnh chân dung đã chuẩn bị sẵn hoặc ảnh của chính GV</w:t>
+              <w:t>NLS-KT (Cơ bản 1): Chiếu một bức ảnh chân dung và dùng công cụ vẽ kẻ trục dọc, trục ngang lên ảnh.</w:t>
             </w:r>
           </w:p>
         </w:tc>
@@ -3194,6 +2806,7 @@
                 <w:i w:val="0"/>
                 <w:sz w:val="18"/>
               </w:rPr>
+              <w:t>NLS-ST (Cơ bản 1): Ở hoạt động Trưng bày, GV chụp sản phẩm của các nhóm từ hai góc rồi chiếu lên màn hình.</w:t>
             </w:r>
           </w:p>
         </w:tc>
@@ -3304,6 +2917,19 @@
               <w:spacing w:after="0"/>
             </w:pPr>
             <w:r/>
+            <w:r>
+              <w:rPr>
+                <w:b w:val="0"/>
+                <w:i w:val="0"/>
+                <w:sz w:val="18"/>
+              </w:rPr>
+              <w:t>NLS-KT (Cơ bản 1): Ở hoạt động Khám phá đắp nổi chân dung của chủ đề “Gương mặt thân quen”, GV chiếu ảnh chụp nghiêng hai.</w:t>
+            </w:r>
+          </w:p>
+          <w:p>
+            <w:pPr>
+              <w:spacing w:after="0"/>
+            </w:pPr>
             <w:r>
               <w:rPr>
                 <w:b w:val="0"/>
@@ -3427,33 +3053,7 @@
                 <w:i w:val="0"/>
                 <w:sz w:val="18"/>
               </w:rPr>
-              <w:t>NLS-ST (Cơ bản 1): GV chụp các bức chân dung đắp nổi từ hướng chếch để thấy rõ độ nổi</w:t>
-            </w:r>
-          </w:p>
-          <w:p>
-            <w:pPr>
-              <w:spacing w:after="0"/>
-            </w:pPr>
-            <w:r>
-              <w:rPr>
-                <w:b w:val="0"/>
-                <w:i w:val="0"/>
-                <w:sz w:val="18"/>
-              </w:rPr>
-              <w:t>NLS-GT (Cơ bản 1): HS đoán xem mỗi bức chân dung vẽ ai; bạn được vẽ nghe lời khen thì nói lời cảm ơn.</w:t>
-            </w:r>
-          </w:p>
-          <w:p>
-            <w:pPr>
-              <w:spacing w:after="0"/>
-            </w:pPr>
-            <w:r>
-              <w:rPr>
-                <w:b w:val="0"/>
-                <w:i w:val="0"/>
-                <w:sz w:val="18"/>
-              </w:rPr>
-              <w:t>NLS-AT: Chỉ chụp sản phẩm, không chụp mặt bạn khi bạn chưa đồng ý</w:t>
+              <w:t>NLS-ST (Cơ bản 1): Chụp các bức chân dung đắp nổi từ hướng chếch.</w:t>
             </w:r>
           </w:p>
           <w:p>
@@ -3583,33 +3183,7 @@
                 <w:i w:val="0"/>
                 <w:sz w:val="18"/>
               </w:rPr>
-              <w:t>NLS-KT (Cơ bản 1): GV chiếu bộ ảnh bữa cơm của các gia đình ở nhiều vùng miền: mâm cơm đồng bằng, mâm cơm miền núi, mâm cơm ngày Tết</w:t>
-            </w:r>
-          </w:p>
-          <w:p>
-            <w:pPr>
-              <w:spacing w:after="0"/>
-            </w:pPr>
-            <w:r>
-              <w:rPr>
-                <w:b w:val="0"/>
-                <w:i w:val="0"/>
-                <w:sz w:val="18"/>
-              </w:rPr>
-              <w:t>NLS-KT (Cơ bản 1): HS kể lại bữa cơm nhà mình: ai ngồi cạnh ai, mâm cơm đặt ở đâu, thường có món gì.</w:t>
-            </w:r>
-          </w:p>
-          <w:p>
-            <w:pPr>
-              <w:spacing w:after="0"/>
-            </w:pPr>
-            <w:r>
-              <w:rPr>
-                <w:b w:val="0"/>
-                <w:i w:val="0"/>
-                <w:sz w:val="18"/>
-              </w:rPr>
-              <w:t>NLS-AT: GV dùng ảnh tư liệu đã chuẩn bị</w:t>
+              <w:t>NLS-KT (Cơ bản 1): Chiếu bộ ảnh bữa cơm của các gia đình ở nhiều vùng miền.</w:t>
             </w:r>
           </w:p>
         </w:tc>
@@ -3726,6 +3300,7 @@
                 <w:i w:val="0"/>
                 <w:sz w:val="18"/>
               </w:rPr>
+              <w:t>NLS-ST (Cơ bản 1): Ở hoạt động Trưng bày, GV chụp sản phẩm mâm cơm ba chiều của các nhóm rồi chiếu lên màn hình.</w:t>
             </w:r>
           </w:p>
         </w:tc>
@@ -3836,6 +3411,19 @@
               <w:spacing w:after="0"/>
             </w:pPr>
             <w:r/>
+            <w:r>
+              <w:rPr>
+                <w:b w:val="0"/>
+                <w:i w:val="0"/>
+                <w:sz w:val="18"/>
+              </w:rPr>
+              <w:t>NLS-KT (Cơ bản 1): Ở hoạt động Khởi động chủ đề “Bữa cơm gia đình”, GV chiếu ảnh chụp một lọ hoa đã trang trí bên.</w:t>
+            </w:r>
+          </w:p>
+          <w:p>
+            <w:pPr>
+              <w:spacing w:after="0"/>
+            </w:pPr>
             <w:r>
               <w:rPr>
                 <w:b w:val="0"/>
@@ -3959,33 +3547,7 @@
                 <w:i w:val="0"/>
                 <w:sz w:val="18"/>
               </w:rPr>
-              <w:t>NLS-ST (Cơ bản 1): GV xếp các lọ hoa của HS lên một mặt bàn có phông nền sạch, chụp cả nhóm rồi chụp riêng từng chiếc</w:t>
-            </w:r>
-          </w:p>
-          <w:p>
-            <w:pPr>
-              <w:spacing w:after="0"/>
-            </w:pPr>
-            <w:r>
-              <w:rPr>
-                <w:b w:val="0"/>
-                <w:i w:val="0"/>
-                <w:sz w:val="18"/>
-              </w:rPr>
-              <w:t>NLS-GT (Cơ bản 1): HS nói cho cả lớp nghe mình đã tận dụng vỏ chai, vỏ hộp gì để làm lọ hoa.</w:t>
-            </w:r>
-          </w:p>
-          <w:p>
-            <w:pPr>
-              <w:spacing w:after="0"/>
-            </w:pPr>
-            <w:r>
-              <w:rPr>
-                <w:b w:val="0"/>
-                <w:i w:val="0"/>
-                <w:sz w:val="18"/>
-              </w:rPr>
-              <w:t>NLS-AT: Không dùng chai lọ thuỷ tinh vỡ hay sắc cạnh; đặt sản phẩm chắc chắn rồi mới chụp</w:t>
+              <w:t>NLS-ST (Cơ bản 1): Xếp các lọ hoa của HS lên một mặt bàn có phông nền sạch, chụp cả nhóm.</w:t>
             </w:r>
           </w:p>
           <w:p>
@@ -4115,33 +3677,7 @@
                 <w:i w:val="0"/>
                 <w:sz w:val="18"/>
               </w:rPr>
-              <w:t>NLS-KT (Cơ bản 1): GV chiếu bộ ảnh và đoạn phim ngắn về công việc hằng ngày của thầy cô: soạn bài, chấm bài, hướng dẫn HS tập thể dục</w:t>
-            </w:r>
-          </w:p>
-          <w:p>
-            <w:pPr>
-              <w:spacing w:after="0"/>
-            </w:pPr>
-            <w:r>
-              <w:rPr>
-                <w:b w:val="0"/>
-                <w:i w:val="0"/>
-                <w:sz w:val="18"/>
-              </w:rPr>
-              <w:t>NLS-KT (Cơ bản 1): HS chọn một việc trong phim để đưa vào tranh của mình và tả lại việc đó bằng lời.</w:t>
-            </w:r>
-          </w:p>
-          <w:p>
-            <w:pPr>
-              <w:spacing w:after="0"/>
-            </w:pPr>
-            <w:r>
-              <w:rPr>
-                <w:b w:val="0"/>
-                <w:i w:val="0"/>
-                <w:sz w:val="18"/>
-              </w:rPr>
-              <w:t>NLS-AT: Phim, ảnh về thầy cô do nhà trường và GV cung cấp; HS không tự quay</w:t>
+              <w:t>NLS-KT (Cơ bản 1): Chiếu bộ ảnh và đoạn phim ngắn về công việc hằng ngày của thầy cô.</w:t>
             </w:r>
           </w:p>
           <w:p>
@@ -4271,6 +3807,19 @@
                 <w:i w:val="0"/>
                 <w:sz w:val="18"/>
               </w:rPr>
+              <w:t>NLS-ST (Cơ bản 1): Ở hoạt động Trưng bày, GV chụp bài của các nhóm rồi chiếu lên màn hình.</w:t>
+            </w:r>
+          </w:p>
+          <w:p>
+            <w:pPr>
+              <w:spacing w:after="0"/>
+            </w:pPr>
+            <w:r>
+              <w:rPr>
+                <w:b w:val="0"/>
+                <w:i w:val="0"/>
+                <w:sz w:val="18"/>
+              </w:rPr>
               <w:t>QPAN: Gợi ý HS làm sản phẩm tặng chú bộ đội, gia đình thương binh, liệt sĩ nhân ngày lễ.</w:t>
             </w:r>
           </w:p>
@@ -4388,33 +3937,7 @@
                 <w:i w:val="0"/>
                 <w:sz w:val="18"/>
               </w:rPr>
-              <w:t>NLS-KT (Cơ bản 1): GV chiếu đoạn phim hướng dẫn gấp hoa giấy, làm thiếp nổi, dừng lại và tua chậm ở bước khó để HS xem lại vài lần trước khi</w:t>
-            </w:r>
-          </w:p>
-          <w:p>
-            <w:pPr>
-              <w:spacing w:after="0"/>
-            </w:pPr>
-            <w:r>
-              <w:rPr>
-                <w:b w:val="0"/>
-                <w:i w:val="0"/>
-                <w:sz w:val="18"/>
-              </w:rPr>
-              <w:t>NLS-GT (Cơ bản 1): HS làm theo từng bước; bạn nào làm được trước thì quay sang giúp bạn bên cạnh.</w:t>
-            </w:r>
-          </w:p>
-          <w:p>
-            <w:pPr>
-              <w:spacing w:after="0"/>
-            </w:pPr>
-            <w:r>
-              <w:rPr>
-                <w:b w:val="0"/>
-                <w:i w:val="0"/>
-                <w:sz w:val="18"/>
-              </w:rPr>
-              <w:t>NLS-AT: Cẩn thận với kéo và keo dán khi làm theo phim</w:t>
+              <w:t>NLS-KT (Cơ bản 1): Chiếu đoạn phim hướng dẫn gấp hoa giấy, làm thiếp nổi, dừng lại.</w:t>
             </w:r>
           </w:p>
           <w:p>
@@ -4544,33 +4067,7 @@
                 <w:i w:val="0"/>
                 <w:sz w:val="18"/>
               </w:rPr>
-              <w:t>NLS-ST (Cơ bản 1): GV chụp món quà của HS kèm tấm thiếp ghi lời chúc, ghép thành một trang trưng bày của lớp để tặng thầy cô xem.</w:t>
-            </w:r>
-          </w:p>
-          <w:p>
-            <w:pPr>
-              <w:spacing w:after="0"/>
-            </w:pPr>
-            <w:r>
-              <w:rPr>
-                <w:b w:val="0"/>
-                <w:i w:val="0"/>
-                <w:sz w:val="18"/>
-              </w:rPr>
-              <w:t>NLS-GT (Cơ bản 1): HS đọc to lời chúc của mình, cả lớp góp ý để lời chúc chân thành và lễ phép hơn.</w:t>
-            </w:r>
-          </w:p>
-          <w:p>
-            <w:pPr>
-              <w:spacing w:after="0"/>
-            </w:pPr>
-            <w:r>
-              <w:rPr>
-                <w:b w:val="0"/>
-                <w:i w:val="0"/>
-                <w:sz w:val="18"/>
-              </w:rPr>
-              <w:t>NLS-AT: Trang trưng bày chỉ gửi tới thầy cô trong trường, không đăng lên mạng</w:t>
+              <w:t>NLS-ST (Cơ bản 1): Chụp món quà của HS kèm tấm thiếp ghi lời chúc, ghép thành một trang trưng bày của lớp.</w:t>
             </w:r>
           </w:p>
           <w:p>
@@ -4700,33 +4197,7 @@
                 <w:i w:val="0"/>
                 <w:sz w:val="18"/>
               </w:rPr>
-              <w:t>NLS-KT (Cơ bản 1): GV chiếu phim tư liệu về đồ chơi dân gian Việt Nam: mặt nạ giấy bồi, tò he, đèn ông sao, con giống bột</w:t>
-            </w:r>
-          </w:p>
-          <w:p>
-            <w:pPr>
-              <w:spacing w:after="0"/>
-            </w:pPr>
-            <w:r>
-              <w:rPr>
-                <w:b w:val="0"/>
-                <w:i w:val="0"/>
-                <w:sz w:val="18"/>
-              </w:rPr>
-              <w:t>NLS-KT (Cơ bản 1): HS gọi tên các đồ chơi trong phim và nói món nào mình đã từng chơi.</w:t>
-            </w:r>
-          </w:p>
-          <w:p>
-            <w:pPr>
-              <w:spacing w:after="0"/>
-            </w:pPr>
-            <w:r>
-              <w:rPr>
-                <w:b w:val="0"/>
-                <w:i w:val="0"/>
-                <w:sz w:val="18"/>
-              </w:rPr>
-              <w:t>NLS-AT: GV mở đoạn phim đã tải sẵn; HS xem để hiểu công sức của người thợ làm ra</w:t>
+              <w:t>NLS-KT (Cơ bản 1): Chiếu phim tư liệu về đồ chơi dân gian Việt Nam.</w:t>
             </w:r>
           </w:p>
         </w:tc>
@@ -4843,33 +4314,7 @@
                 <w:i w:val="0"/>
                 <w:sz w:val="18"/>
               </w:rPr>
-              <w:t>NLS-KT (Cơ bản 1): GV chiếu phim hướng dẫn biến vỏ chai, hộp giấy, nắp chai thành con vật</w:t>
-            </w:r>
-          </w:p>
-          <w:p>
-            <w:pPr>
-              <w:spacing w:after="0"/>
-            </w:pPr>
-            <w:r>
-              <w:rPr>
-                <w:b w:val="0"/>
-                <w:i w:val="0"/>
-                <w:sz w:val="18"/>
-              </w:rPr>
               <w:t>NLS-GT (Cơ bản 1): HS trong nhóm cùng bàn xem nhóm mình làm con vật gì, ai lo phần thân, ai lo phần đầu.</w:t>
-            </w:r>
-          </w:p>
-          <w:p>
-            <w:pPr>
-              <w:spacing w:after="0"/>
-            </w:pPr>
-            <w:r>
-              <w:rPr>
-                <w:b w:val="0"/>
-                <w:i w:val="0"/>
-                <w:sz w:val="18"/>
-              </w:rPr>
-              <w:t>NLS-AT: Vỏ chai, vỏ hộp phải rửa sạch và để khô trước khi dùng</w:t>
             </w:r>
           </w:p>
         </w:tc>
@@ -4980,6 +4425,19 @@
               <w:spacing w:after="0"/>
             </w:pPr>
             <w:r/>
+            <w:r>
+              <w:rPr>
+                <w:b w:val="0"/>
+                <w:i w:val="0"/>
+                <w:sz w:val="18"/>
+              </w:rPr>
+              <w:t>NLS-KT (Cơ bản 1): Ở hoạt động Thảo luận chủ đề “Đồ chơi từ tạo hình con vật”, GV chiếu ảnh hộp bút lộn xộn bên.</w:t>
+            </w:r>
+          </w:p>
+          <w:p>
+            <w:pPr>
+              <w:spacing w:after="0"/>
+            </w:pPr>
             <w:r>
               <w:rPr>
                 <w:b w:val="0"/>
@@ -5103,33 +4561,7 @@
                 <w:i w:val="0"/>
                 <w:sz w:val="18"/>
               </w:rPr>
-              <w:t>NLS-ST (Cơ bản 1): GV bày các đồ chơi của lớp thành một góc trưng bày rồi quay một đoạn phim ngắn đi vòng quanh góc ấy để cả lớp xem lại</w:t>
-            </w:r>
-          </w:p>
-          <w:p>
-            <w:pPr>
-              <w:spacing w:after="0"/>
-            </w:pPr>
-            <w:r>
-              <w:rPr>
-                <w:b w:val="0"/>
-                <w:i w:val="0"/>
-                <w:sz w:val="18"/>
-              </w:rPr>
-              <w:t>NLS-GT (Cơ bản 1): HS lần lượt cầm sản phẩm giới thiệu trước lớp: đây là con vật gì, làm từ vật liệu gì, chơi ra sao.</w:t>
-            </w:r>
-          </w:p>
-          <w:p>
-            <w:pPr>
-              <w:spacing w:after="0"/>
-            </w:pPr>
-            <w:r>
-              <w:rPr>
-                <w:b w:val="0"/>
-                <w:i w:val="0"/>
-                <w:sz w:val="18"/>
-              </w:rPr>
-              <w:t>NLS-AT: Đoạn phim chỉ quay sản phẩm và bàn tay</w:t>
+              <w:t>NLS-ST (Cơ bản 1): Bày các đồ chơi của lớp thành một góc trưng bày rồi quay một đoạn phim ngắn đi vòng quanh góc ấy.</w:t>
             </w:r>
           </w:p>
           <w:p>

--- a/assets/docs/lop2/Mi thuat - Lop 2.docx
+++ b/assets/docs/lop2/Mi thuat - Lop 2.docx
@@ -566,7 +566,7 @@
                 <w:i w:val="0"/>
                 <w:sz w:val="20"/>
               </w:rPr>
-              <w:t>Chủ đề 1: MĨ THUẬT TRONG CUỘC SỐNG</w:t>
+              <w:t>Chủ đề 1: Mĩ thuật trong cuộc sống</w:t>
             </w:r>
           </w:p>
         </w:tc>
@@ -585,7 +585,7 @@
                 <w:i w:val="0"/>
                 <w:sz w:val="20"/>
               </w:rPr>
-              <w:t>Chủ đề 1: MĨ THUẬT TRONG CUỘC SỐNG</w:t>
+              <w:t>Chủ đề 1: Mĩ thuật trong cuộc sống (Tiết 1)</w:t>
             </w:r>
           </w:p>
         </w:tc>
@@ -624,7 +624,6 @@
                 <w:i w:val="0"/>
                 <w:sz w:val="18"/>
               </w:rPr>
-              <w:t>NLS-KT (Cơ bản 1): Chiếu ảnh phóng to các hình thức của “Mĩ thuật trong cuộc sống” như SGK trang 5–7.</w:t>
             </w:r>
           </w:p>
         </w:tc>
@@ -683,7 +682,7 @@
                 <w:i w:val="0"/>
                 <w:sz w:val="20"/>
               </w:rPr>
-              <w:t>Chủ đề 2: SỰ THÚ VỊ CỦA NÉT</w:t>
+              <w:t>Chủ đề 2: Sự thú vị của nét</w:t>
             </w:r>
           </w:p>
         </w:tc>
@@ -702,7 +701,7 @@
                 <w:i w:val="0"/>
                 <w:sz w:val="20"/>
               </w:rPr>
-              <w:t>Chủ đề 2: SỰ THÚ VỊ CỦA NÉT — Tiết 1: Quan sát và thể hiện nét</w:t>
+              <w:t>Chủ đề 2: Sự thú vị của nét (Tiết 1)</w:t>
             </w:r>
           </w:p>
         </w:tc>
@@ -722,7 +721,7 @@
                 <w:i w:val="0"/>
                 <w:sz w:val="20"/>
               </w:rPr>
-              <w:t>Tiết 2 (1 tiết)</w:t>
+              <w:t>Tiết 2 (2 tiết)</w:t>
             </w:r>
           </w:p>
         </w:tc>
@@ -741,7 +740,6 @@
                 <w:i w:val="0"/>
                 <w:sz w:val="18"/>
               </w:rPr>
-              <w:t>NLS-KT (Cơ bản 1): Chiếu hình trang 8–9 SGK phóng to cùng ảnh chụp gần vài đồ vật có nét trang trí cho bài “Sự thú vị của nét”.</w:t>
             </w:r>
           </w:p>
         </w:tc>
@@ -800,7 +798,7 @@
                 <w:i w:val="0"/>
                 <w:sz w:val="20"/>
               </w:rPr>
-              <w:t>Chủ đề 2: SỰ THÚ VỊ CỦA NÉT</w:t>
+              <w:t>Chủ đề 2: Sự thú vị của nét</w:t>
             </w:r>
           </w:p>
         </w:tc>
@@ -819,7 +817,7 @@
                 <w:i w:val="0"/>
                 <w:sz w:val="20"/>
               </w:rPr>
-              <w:t>Chủ đề 2: SỰ THÚ VỊ CỦA NÉT — Tiết 2: Thảo luận và vận dụng</w:t>
+              <w:t>Chủ đề 2: Sự thú vị của nét (Tiết 2)</w:t>
             </w:r>
           </w:p>
         </w:tc>
@@ -839,7 +837,7 @@
                 <w:i w:val="0"/>
                 <w:sz w:val="20"/>
               </w:rPr>
-              <w:t>Tiết 3 (1 tiết)</w:t>
+              <w:t>Tiết 3</w:t>
             </w:r>
           </w:p>
         </w:tc>
@@ -858,20 +856,6 @@
                 <w:i w:val="0"/>
                 <w:sz w:val="18"/>
               </w:rPr>
-              <w:t>NLS-ST (Cơ bản 1): Mở một trang trình chiếu, vẽ một hoạ tiết.</w:t>
-            </w:r>
-          </w:p>
-          <w:p>
-            <w:pPr>
-              <w:spacing w:after="0"/>
-            </w:pPr>
-            <w:r>
-              <w:rPr>
-                <w:b w:val="0"/>
-                <w:i w:val="0"/>
-                <w:sz w:val="18"/>
-              </w:rPr>
-              <w:t>KNS: KN trình bày ý tưởng, nhận xét sản phẩm của bạn một cách tôn trọng.</w:t>
             </w:r>
           </w:p>
         </w:tc>
@@ -930,7 +914,7 @@
                 <w:i w:val="0"/>
                 <w:sz w:val="20"/>
               </w:rPr>
-              <w:t>Chủ đề 3: SỰ KẾT HỢP CỦA CÁC HÌNH CƠ BẢN</w:t>
+              <w:t>Chủ đề 3: Sự kết hợp của các hình cơ bản</w:t>
             </w:r>
           </w:p>
         </w:tc>
@@ -949,7 +933,7 @@
                 <w:i w:val="0"/>
                 <w:sz w:val="20"/>
               </w:rPr>
-              <w:t>Chủ đề 3: SỰ KẾT HỢP CỦA CÁC HÌNH CƠ BẢN — Tiết 1: Quan sát và thể hiện (dạng 2D)</w:t>
+              <w:t>Chủ đề 3: Sự kết hợp của các hình cơ bản (Tiết 1)</w:t>
             </w:r>
           </w:p>
         </w:tc>
@@ -969,7 +953,7 @@
                 <w:i w:val="0"/>
                 <w:sz w:val="20"/>
               </w:rPr>
-              <w:t>Tiết 4 (1 tiết)</w:t>
+              <w:t>Tiết 4 (3 tiết)</w:t>
             </w:r>
           </w:p>
         </w:tc>
@@ -988,7 +972,6 @@
                 <w:i w:val="0"/>
                 <w:sz w:val="18"/>
               </w:rPr>
-              <w:t>NLS-KT (Cơ bản 1): Chiếu ảnh ngôi nhà, ô tô, tàu thuỷ.</w:t>
             </w:r>
           </w:p>
         </w:tc>
@@ -1047,7 +1030,7 @@
                 <w:i w:val="0"/>
                 <w:sz w:val="20"/>
               </w:rPr>
-              <w:t>Chủ đề 3: SỰ KẾT HỢP CỦA CÁC HÌNH CƠ BẢN</w:t>
+              <w:t>Chủ đề 3: Sự kết hợp của các hình cơ bản</w:t>
             </w:r>
           </w:p>
         </w:tc>
@@ -1066,7 +1049,7 @@
                 <w:i w:val="0"/>
                 <w:sz w:val="20"/>
               </w:rPr>
-              <w:t>Chủ đề 3: SỰ KẾT HỢP CỦA CÁC HÌNH CƠ BẢN — Tiết 2: Thể hiện (dạng 3D)</w:t>
+              <w:t>Chủ đề 3: Sự kết hợp của các hình cơ bản (Tiết 2)</w:t>
             </w:r>
           </w:p>
         </w:tc>
@@ -1086,7 +1069,7 @@
                 <w:i w:val="0"/>
                 <w:sz w:val="20"/>
               </w:rPr>
-              <w:t>Tiết 5 (1 tiết)</w:t>
+              <w:t>Tiết 5</w:t>
             </w:r>
           </w:p>
         </w:tc>
@@ -1105,7 +1088,6 @@
                 <w:i w:val="0"/>
                 <w:sz w:val="18"/>
               </w:rPr>
-              <w:t>NLS-ST (Cơ bản 1): Làm xong sản phẩm ba chiều, GV chụp ảnh từ hai phía rồi chiếu lên màn hình thành bộ sưu tập của lớp.</w:t>
             </w:r>
           </w:p>
         </w:tc>
@@ -1164,7 +1146,7 @@
                 <w:i w:val="0"/>
                 <w:sz w:val="20"/>
               </w:rPr>
-              <w:t>Chủ đề 3: SỰ KẾT HỢP CỦA CÁC HÌNH CƠ BẢN</w:t>
+              <w:t>Chủ đề 3: Sự kết hợp của các hình cơ bản</w:t>
             </w:r>
           </w:p>
         </w:tc>
@@ -1183,7 +1165,7 @@
                 <w:i w:val="0"/>
                 <w:sz w:val="20"/>
               </w:rPr>
-              <w:t>Chủ đề 3: SỰ KẾT HỢP CỦA CÁC HÌNH CƠ BẢN — Tiết 3: Thảo luận và vận dụng (xem tranh họa sĩ)</w:t>
+              <w:t>Chủ đề 3: Sự kết hợp của các hình cơ bản (Tiết 3)</w:t>
             </w:r>
           </w:p>
         </w:tc>
@@ -1203,7 +1185,7 @@
                 <w:i w:val="0"/>
                 <w:sz w:val="20"/>
               </w:rPr>
-              <w:t>Tiết 6 (1 tiết)</w:t>
+              <w:t>Tiết 6</w:t>
             </w:r>
           </w:p>
         </w:tc>
@@ -1222,20 +1204,6 @@
                 <w:i w:val="0"/>
                 <w:sz w:val="18"/>
               </w:rPr>
-              <w:t>NLS-KT (Cơ bản 1): Chiếu bản chụp rõ nét bức tranh của hoạ sĩ Pôn Cli, phóng to từng mảng.</w:t>
-            </w:r>
-          </w:p>
-          <w:p>
-            <w:pPr>
-              <w:spacing w:after="0"/>
-            </w:pPr>
-            <w:r>
-              <w:rPr>
-                <w:b w:val="0"/>
-                <w:i w:val="0"/>
-                <w:sz w:val="18"/>
-              </w:rPr>
-              <w:t>KNS: KN trình bày ý tưởng, nhận xét sản phẩm của bạn một cách tôn trọng.</w:t>
             </w:r>
           </w:p>
         </w:tc>
@@ -1294,7 +1262,7 @@
                 <w:i w:val="0"/>
                 <w:sz w:val="20"/>
               </w:rPr>
-              <w:t>Chủ đề 4: NHỮNG MẢNG MÀU YÊU THÍCH</w:t>
+              <w:t>Chủ đề 4: Những mảng màu yêu thích</w:t>
             </w:r>
           </w:p>
         </w:tc>
@@ -1313,7 +1281,7 @@
                 <w:i w:val="0"/>
                 <w:sz w:val="20"/>
               </w:rPr>
-              <w:t>Chủ đề 4: NHỮNG MẢNG MÀU YÊU THÍCH — Tiết 1: Quan sát và thể hiện mảng màu</w:t>
+              <w:t>Chủ đề 4: Những mảng màu yêu thích (Tiết 1)</w:t>
             </w:r>
           </w:p>
         </w:tc>
@@ -1333,7 +1301,7 @@
                 <w:i w:val="0"/>
                 <w:sz w:val="20"/>
               </w:rPr>
-              <w:t>Tiết 7 (1 tiết)</w:t>
+              <w:t>Tiết 7 (3 tiết)</w:t>
             </w:r>
           </w:p>
         </w:tc>
@@ -1352,7 +1320,6 @@
                 <w:i w:val="0"/>
                 <w:sz w:val="18"/>
               </w:rPr>
-              <w:t>NLS-KT (Cơ bản 1): Chiếu một bảng màu số và di chuyển ô chọn.</w:t>
             </w:r>
           </w:p>
         </w:tc>
@@ -1411,7 +1378,7 @@
                 <w:i w:val="0"/>
                 <w:sz w:val="20"/>
               </w:rPr>
-              <w:t>Chủ đề 4: NHỮNG MẢNG MÀU YÊU THÍCH</w:t>
+              <w:t>Chủ đề 4: Những mảng màu yêu thích</w:t>
             </w:r>
           </w:p>
         </w:tc>
@@ -1430,7 +1397,7 @@
                 <w:i w:val="0"/>
                 <w:sz w:val="20"/>
               </w:rPr>
-              <w:t>Chủ đề 4: NHỮNG MẢNG MÀU YÊU THÍCH — Tiết 2: Màu đậm, màu nhạt</w:t>
+              <w:t>Chủ đề 4: Những mảng màu yêu thích (Tiết 2)</w:t>
             </w:r>
           </w:p>
         </w:tc>
@@ -1450,7 +1417,7 @@
                 <w:i w:val="0"/>
                 <w:sz w:val="20"/>
               </w:rPr>
-              <w:t>Tiết 8 (1 tiết)</w:t>
+              <w:t>Tiết 8</w:t>
             </w:r>
           </w:p>
         </w:tc>
@@ -1469,7 +1436,6 @@
                 <w:i w:val="0"/>
                 <w:sz w:val="18"/>
               </w:rPr>
-              <w:t>NLS-KT (Cơ bản 1): Mở một bức ảnh trong phần mềm xem ảnh.</w:t>
             </w:r>
           </w:p>
         </w:tc>
@@ -1528,7 +1494,7 @@
                 <w:i w:val="0"/>
                 <w:sz w:val="20"/>
               </w:rPr>
-              <w:t>Chủ đề 4: NHỮNG MẢNG MÀU YÊU THÍCH</w:t>
+              <w:t>Chủ đề 4: Những mảng màu yêu thích</w:t>
             </w:r>
           </w:p>
         </w:tc>
@@ -1547,7 +1513,7 @@
                 <w:i w:val="0"/>
                 <w:sz w:val="20"/>
               </w:rPr>
-              <w:t>Chủ đề 4: NHỮNG MẢNG MÀU YÊU THÍCH — Tiết 3: Thảo luận và vận dụng</w:t>
+              <w:t>Chủ đề 4: Những mảng màu yêu thích (Tiết 3)</w:t>
             </w:r>
           </w:p>
         </w:tc>
@@ -1567,7 +1533,7 @@
                 <w:i w:val="0"/>
                 <w:sz w:val="20"/>
               </w:rPr>
-              <w:t>Tiết 9 (1 tiết)</w:t>
+              <w:t>Tiết 9</w:t>
             </w:r>
           </w:p>
         </w:tc>
@@ -1586,20 +1552,6 @@
                 <w:i w:val="0"/>
                 <w:sz w:val="18"/>
               </w:rPr>
-              <w:t>NLS-ST (Cơ bản 1): Nêu rõ mỗi mẫu trang trí đều do một người nghĩ ra; HS xem.</w:t>
-            </w:r>
-          </w:p>
-          <w:p>
-            <w:pPr>
-              <w:spacing w:after="0"/>
-            </w:pPr>
-            <w:r>
-              <w:rPr>
-                <w:b w:val="0"/>
-                <w:i w:val="0"/>
-                <w:sz w:val="18"/>
-              </w:rPr>
-              <w:t>KNS: KN trình bày ý tưởng, nhận xét sản phẩm của bạn một cách tôn trọng.</w:t>
             </w:r>
           </w:p>
         </w:tc>
@@ -1658,7 +1610,7 @@
                 <w:i w:val="0"/>
                 <w:sz w:val="20"/>
               </w:rPr>
-              <w:t>Chủ đề 5: SỰ KẾT HỢP THÚ VỊ CỦA KHỐI</w:t>
+              <w:t>Chủ đề 5: Sự kết hợp thú vị của khối</w:t>
             </w:r>
           </w:p>
         </w:tc>
@@ -1677,7 +1629,7 @@
                 <w:i w:val="0"/>
                 <w:sz w:val="20"/>
               </w:rPr>
-              <w:t>Chủ đề 5: SỰ KẾT HỢP THÚ VỊ CỦA KHỐI — Tiết 1: Quan sát và thể hiện khối</w:t>
+              <w:t>Chủ đề 5: Sự kết hợp thú vị của khối (Tiết 1)</w:t>
             </w:r>
           </w:p>
         </w:tc>
@@ -1697,7 +1649,7 @@
                 <w:i w:val="0"/>
                 <w:sz w:val="20"/>
               </w:rPr>
-              <w:t>Tiết 10 (1 tiết)</w:t>
+              <w:t>Tiết 10 (3 tiết)</w:t>
             </w:r>
           </w:p>
         </w:tc>
@@ -1716,7 +1668,6 @@
                 <w:i w:val="0"/>
                 <w:sz w:val="18"/>
               </w:rPr>
-              <w:t>NLS-KT (Cơ bản 1): Chiếu mô hình ba chiều một con vật, một chiếc xe và xoay chậm, đồng thời tách dần từng khối cầu, khối.</w:t>
             </w:r>
           </w:p>
         </w:tc>
@@ -1775,7 +1726,7 @@
                 <w:i w:val="0"/>
                 <w:sz w:val="20"/>
               </w:rPr>
-              <w:t>Chủ đề 5: SỰ KẾT HỢP THÚ VỊ CỦA KHỐI</w:t>
+              <w:t>Chủ đề 5: Sự kết hợp thú vị của khối</w:t>
             </w:r>
           </w:p>
         </w:tc>
@@ -1794,7 +1745,7 @@
                 <w:i w:val="0"/>
                 <w:sz w:val="20"/>
               </w:rPr>
-              <w:t>Chủ đề 5: SỰ KẾT HỢP THÚ VỊ CỦA KHỐI — Tiết 2: Sắp xếp các khối</w:t>
+              <w:t>Chủ đề 5: Sự kết hợp thú vị của khối (Tiết 2)</w:t>
             </w:r>
           </w:p>
         </w:tc>
@@ -1814,7 +1765,7 @@
                 <w:i w:val="0"/>
                 <w:sz w:val="20"/>
               </w:rPr>
-              <w:t>Tiết 11 (1 tiết)</w:t>
+              <w:t>Tiết 11</w:t>
             </w:r>
           </w:p>
         </w:tc>
@@ -1833,7 +1784,6 @@
                 <w:i w:val="0"/>
                 <w:sz w:val="18"/>
               </w:rPr>
-              <w:t>NLS-ST (Cơ bản 1): Sắp xếp xong, GV chụp ảnh sản phẩm của từng nhóm từ hai phía rồi chiếu lên màn hình.</w:t>
             </w:r>
           </w:p>
         </w:tc>
@@ -1892,7 +1842,7 @@
                 <w:i w:val="0"/>
                 <w:sz w:val="20"/>
               </w:rPr>
-              <w:t>Chủ đề 5: SỰ KẾT HỢP THÚ VỊ CỦA KHỐI</w:t>
+              <w:t>Chủ đề 5: Sự kết hợp thú vị của khối</w:t>
             </w:r>
           </w:p>
         </w:tc>
@@ -1911,7 +1861,7 @@
                 <w:i w:val="0"/>
                 <w:sz w:val="20"/>
               </w:rPr>
-              <w:t>Chủ đề 5: SỰ KẾT HỢP THÚ VỊ CỦA KHỐI — Tiết 3: Thảo luận và vận dụng (sản phẩm nhóm)</w:t>
+              <w:t>Chủ đề 5: Sự kết hợp thú vị của khối (Tiết 3)</w:t>
             </w:r>
           </w:p>
         </w:tc>
@@ -1931,7 +1881,7 @@
                 <w:i w:val="0"/>
                 <w:sz w:val="20"/>
               </w:rPr>
-              <w:t>Tiết 12 (1 tiết)</w:t>
+              <w:t>Tiết 12</w:t>
             </w:r>
           </w:p>
         </w:tc>
@@ -1950,20 +1900,6 @@
                 <w:i w:val="0"/>
                 <w:sz w:val="18"/>
               </w:rPr>
-              <w:t>NLS-KT (Cơ bản 1): Chiếu ảnh chụp từ trên cao một khu vườn, một góc phố.</w:t>
-            </w:r>
-          </w:p>
-          <w:p>
-            <w:pPr>
-              <w:spacing w:after="0"/>
-            </w:pPr>
-            <w:r>
-              <w:rPr>
-                <w:b w:val="0"/>
-                <w:i w:val="0"/>
-                <w:sz w:val="18"/>
-              </w:rPr>
-              <w:t>KNS: KN trình bày ý tưởng, nhận xét sản phẩm của bạn một cách tôn trọng.</w:t>
             </w:r>
           </w:p>
         </w:tc>
@@ -2022,7 +1958,7 @@
                 <w:i w:val="0"/>
                 <w:sz w:val="20"/>
               </w:rPr>
-              <w:t>Chủ đề 6: SẮC MÀU THIÊN NHIÊN</w:t>
+              <w:t>Chủ đề 6: Sắc màu thiên nhiên</w:t>
             </w:r>
           </w:p>
         </w:tc>
@@ -2041,7 +1977,7 @@
                 <w:i w:val="0"/>
                 <w:sz w:val="20"/>
               </w:rPr>
-              <w:t>Chủ đề 6: SẮC MÀU THIÊN NHIÊN — Tiết 1: Quan sát và thể hiện sắc màu</w:t>
+              <w:t>Chủ đề 6: Sắc màu thiên nhiên (Tiết 1)</w:t>
             </w:r>
           </w:p>
         </w:tc>
@@ -2061,7 +1997,7 @@
                 <w:i w:val="0"/>
                 <w:sz w:val="20"/>
               </w:rPr>
-              <w:t>Tiết 13 (1 tiết)</w:t>
+              <w:t>Tiết 13 (4 tiết)</w:t>
             </w:r>
           </w:p>
         </w:tc>
@@ -2080,7 +2016,6 @@
                 <w:i w:val="0"/>
                 <w:sz w:val="18"/>
               </w:rPr>
-              <w:t>NLS-KT (Cơ bản 1): Chiếu đoạn phim tua nhanh một cây thay lá qua bốn mùa.</w:t>
             </w:r>
           </w:p>
         </w:tc>
@@ -2139,7 +2074,7 @@
                 <w:i w:val="0"/>
                 <w:sz w:val="20"/>
               </w:rPr>
-              <w:t>Chủ đề 6: SẮC MÀU THIÊN NHIÊN</w:t>
+              <w:t>Chủ đề 6: Sắc màu thiên nhiên</w:t>
             </w:r>
           </w:p>
         </w:tc>
@@ -2158,7 +2093,7 @@
                 <w:i w:val="0"/>
                 <w:sz w:val="20"/>
               </w:rPr>
-              <w:t>Chủ đề 6: SẮC MÀU THIÊN NHIÊN — Tiết 2: Vẽ tranh sắc màu thiên nhiên</w:t>
+              <w:t>Chủ đề 6: Sắc màu thiên nhiên (Tiết 2)</w:t>
             </w:r>
           </w:p>
         </w:tc>
@@ -2178,7 +2113,7 @@
                 <w:i w:val="0"/>
                 <w:sz w:val="20"/>
               </w:rPr>
-              <w:t>Tiết 14 (1 tiết)</w:t>
+              <w:t>Tiết 14</w:t>
             </w:r>
           </w:p>
         </w:tc>
@@ -2197,7 +2132,6 @@
                 <w:i w:val="0"/>
                 <w:sz w:val="18"/>
               </w:rPr>
-              <w:t>NLS-ST (Cơ bản 1): Vẽ xong, GV chụp ảnh tranh của cả lớp rồi chiếu thành phòng tranh trên màn hình.</w:t>
             </w:r>
           </w:p>
         </w:tc>
@@ -2256,7 +2190,7 @@
                 <w:i w:val="0"/>
                 <w:sz w:val="20"/>
               </w:rPr>
-              <w:t>Chủ đề 6: SẮC MÀU THIÊN NHIÊN</w:t>
+              <w:t>Chủ đề 6: Sắc màu thiên nhiên</w:t>
             </w:r>
           </w:p>
         </w:tc>
@@ -2275,7 +2209,7 @@
                 <w:i w:val="0"/>
                 <w:sz w:val="20"/>
               </w:rPr>
-              <w:t>Chủ đề 6: SẮC MÀU THIÊN NHIÊN — Tiết 3: Trang trí bằng hình thức in</w:t>
+              <w:t>Chủ đề 6: Sắc màu thiên nhiên (Tiết 3)</w:t>
             </w:r>
           </w:p>
         </w:tc>
@@ -2295,7 +2229,7 @@
                 <w:i w:val="0"/>
                 <w:sz w:val="20"/>
               </w:rPr>
-              <w:t>Tiết 15 (1 tiết)</w:t>
+              <w:t>Tiết 15</w:t>
             </w:r>
           </w:p>
         </w:tc>
@@ -2314,7 +2248,6 @@
                 <w:i w:val="0"/>
                 <w:sz w:val="18"/>
               </w:rPr>
-              <w:t>NLS-KT (Cơ bản 1): Ở hoạt động Khám phá kĩ thuật in của chủ đề “Sắc màu thiên nhiên”, GV chiếu ảnh chụp gần mặt sau.</w:t>
             </w:r>
           </w:p>
         </w:tc>
@@ -2373,7 +2306,7 @@
                 <w:i w:val="0"/>
                 <w:sz w:val="20"/>
               </w:rPr>
-              <w:t>Chủ đề 6: SẮC MÀU THIÊN NHIÊN</w:t>
+              <w:t>Chủ đề 6: Sắc màu thiên nhiên</w:t>
             </w:r>
           </w:p>
         </w:tc>
@@ -2392,7 +2325,7 @@
                 <w:i w:val="0"/>
                 <w:sz w:val="20"/>
               </w:rPr>
-              <w:t>Chủ đề 6: SẮC MÀU THIÊN NHIÊN — Tiết 4: Trang trí bằng thủ công, kết hợp chất liệu</w:t>
+              <w:t>Chủ đề 6: Sắc màu thiên nhiên (Tiết 4)</w:t>
             </w:r>
           </w:p>
         </w:tc>
@@ -2412,7 +2345,7 @@
                 <w:i w:val="0"/>
                 <w:sz w:val="20"/>
               </w:rPr>
-              <w:t>Tiết 16 (1 tiết)</w:t>
+              <w:t>Tiết 16</w:t>
             </w:r>
           </w:p>
         </w:tc>
@@ -2431,7 +2364,6 @@
                 <w:i w:val="0"/>
                 <w:sz w:val="18"/>
               </w:rPr>
-              <w:t>NLS-ST (Cơ bản 1): Ở hoạt động Trưng bày, GV chụp sản phẩm của các nhóm rồi chiếu thành một bộ sưu tập nhỏ trên màn hình.</w:t>
             </w:r>
           </w:p>
         </w:tc>
@@ -2490,7 +2422,7 @@
                 <w:i w:val="0"/>
                 <w:sz w:val="20"/>
               </w:rPr>
-              <w:t>Ôn tập, kiểm tra, đánh giá</w:t>
+              <w:t>Ôn tập, đánh giá</w:t>
             </w:r>
           </w:p>
         </w:tc>
@@ -2509,7 +2441,7 @@
                 <w:i w:val="0"/>
                 <w:sz w:val="20"/>
               </w:rPr>
-              <w:t>ÔN TẬP, ĐÁNH GIÁ CUỐI HỌC KÌ I</w:t>
+              <w:t>Đánh giá cuối học kì I</w:t>
             </w:r>
           </w:p>
         </w:tc>
@@ -2548,7 +2480,6 @@
                 <w:i w:val="0"/>
                 <w:sz w:val="18"/>
               </w:rPr>
-              <w:t>Tổ CM cân nhắc chuyển tiết đánh giá cuối HKI sang tuần 18</w:t>
             </w:r>
           </w:p>
         </w:tc>
@@ -2607,7 +2538,7 @@
                 <w:i w:val="0"/>
                 <w:sz w:val="20"/>
               </w:rPr>
-              <w:t>Chủ đề 7: GƯƠNG MẶT THÂN QUEN</w:t>
+              <w:t>Chủ đề 7: Gương mặt thân quen</w:t>
             </w:r>
           </w:p>
         </w:tc>
@@ -2626,7 +2557,7 @@
                 <w:i w:val="0"/>
                 <w:sz w:val="20"/>
               </w:rPr>
-              <w:t>Chủ đề 7: GƯƠNG MẶT THÂN QUEN — Tiết 1: Quan sát và thể hiện chân dung (2D)</w:t>
+              <w:t>Chủ đề 7: Gương mặt thân quen (Tiết 1)</w:t>
             </w:r>
           </w:p>
         </w:tc>
@@ -2646,7 +2577,7 @@
                 <w:i w:val="0"/>
                 <w:sz w:val="20"/>
               </w:rPr>
-              <w:t>Tiết 18 (1 tiết)</w:t>
+              <w:t>Tiết 18 (4 tiết)</w:t>
             </w:r>
           </w:p>
         </w:tc>
@@ -2665,7 +2596,6 @@
                 <w:i w:val="0"/>
                 <w:sz w:val="18"/>
               </w:rPr>
-              <w:t>NLS-KT (Cơ bản 1): Chiếu một bức ảnh chân dung và dùng công cụ vẽ kẻ trục dọc, trục ngang lên ảnh.</w:t>
             </w:r>
           </w:p>
         </w:tc>
@@ -2748,7 +2678,7 @@
                 <w:i w:val="0"/>
                 <w:sz w:val="20"/>
               </w:rPr>
-              <w:t>Chủ đề 7: GƯƠNG MẶT THÂN QUEN</w:t>
+              <w:t>Chủ đề 7: Gương mặt thân quen</w:t>
             </w:r>
           </w:p>
         </w:tc>
@@ -2767,7 +2697,7 @@
                 <w:i w:val="0"/>
                 <w:sz w:val="20"/>
               </w:rPr>
-              <w:t>Chủ đề 7: GƯƠNG MẶT THÂN QUEN — Tiết 2: Thể hiện chân dung (3D)</w:t>
+              <w:t>Chủ đề 7: Gương mặt thân quen (Tiết 2)</w:t>
             </w:r>
           </w:p>
         </w:tc>
@@ -2787,7 +2717,7 @@
                 <w:i w:val="0"/>
                 <w:sz w:val="20"/>
               </w:rPr>
-              <w:t>Tiết 19 (1 tiết)</w:t>
+              <w:t>Tiết 19</w:t>
             </w:r>
           </w:p>
         </w:tc>
@@ -2806,7 +2736,6 @@
                 <w:i w:val="0"/>
                 <w:sz w:val="18"/>
               </w:rPr>
-              <w:t>NLS-ST (Cơ bản 1): Ở hoạt động Trưng bày, GV chụp sản phẩm của các nhóm từ hai góc rồi chiếu lên màn hình.</w:t>
             </w:r>
           </w:p>
         </w:tc>
@@ -2865,7 +2794,7 @@
                 <w:i w:val="0"/>
                 <w:sz w:val="20"/>
               </w:rPr>
-              <w:t>Chủ đề 7: GƯƠNG MẶT THÂN QUEN</w:t>
+              <w:t>Chủ đề 7: Gương mặt thân quen</w:t>
             </w:r>
           </w:p>
         </w:tc>
@@ -2884,7 +2813,7 @@
                 <w:i w:val="0"/>
                 <w:sz w:val="20"/>
               </w:rPr>
-              <w:t>Chủ đề 7: GƯƠNG MẶT THÂN QUEN — Tiết 3: Vận dụng (đắp nổi)</w:t>
+              <w:t>Chủ đề 7: Gương mặt thân quen (Tiết 3)</w:t>
             </w:r>
           </w:p>
         </w:tc>
@@ -2904,7 +2833,7 @@
                 <w:i w:val="0"/>
                 <w:sz w:val="20"/>
               </w:rPr>
-              <w:t>Tiết 20 (1 tiết)</w:t>
+              <w:t>Tiết 20</w:t>
             </w:r>
           </w:p>
         </w:tc>
@@ -2923,20 +2852,6 @@
                 <w:i w:val="0"/>
                 <w:sz w:val="18"/>
               </w:rPr>
-              <w:t>NLS-KT (Cơ bản 1): Ở hoạt động Khám phá đắp nổi chân dung của chủ đề “Gương mặt thân quen”, GV chiếu ảnh chụp nghiêng hai.</w:t>
-            </w:r>
-          </w:p>
-          <w:p>
-            <w:pPr>
-              <w:spacing w:after="0"/>
-            </w:pPr>
-            <w:r>
-              <w:rPr>
-                <w:b w:val="0"/>
-                <w:i w:val="0"/>
-                <w:sz w:val="18"/>
-              </w:rPr>
-              <w:t>KNS: KN trình bày ý tưởng, nhận xét sản phẩm của bạn một cách tôn trọng.</w:t>
             </w:r>
           </w:p>
         </w:tc>
@@ -2995,7 +2910,7 @@
                 <w:i w:val="0"/>
                 <w:sz w:val="20"/>
               </w:rPr>
-              <w:t>Chủ đề 7: GƯƠNG MẶT THÂN QUEN</w:t>
+              <w:t>Chủ đề 7: Gương mặt thân quen</w:t>
             </w:r>
           </w:p>
         </w:tc>
@@ -3014,7 +2929,7 @@
                 <w:i w:val="0"/>
                 <w:sz w:val="20"/>
               </w:rPr>
-              <w:t>Chủ đề 7: GƯƠNG MẶT THÂN QUEN — Tiết 4: Vận dụng (đắp nổi, tiếp theo) và trưng bày</w:t>
+              <w:t>Chủ đề 7: Gương mặt thân quen (Tiết 4)</w:t>
             </w:r>
           </w:p>
         </w:tc>
@@ -3034,7 +2949,7 @@
                 <w:i w:val="0"/>
                 <w:sz w:val="20"/>
               </w:rPr>
-              <w:t>Tiết 21 (1 tiết)</w:t>
+              <w:t>Tiết 21</w:t>
             </w:r>
           </w:p>
         </w:tc>
@@ -3053,20 +2968,6 @@
                 <w:i w:val="0"/>
                 <w:sz w:val="18"/>
               </w:rPr>
-              <w:t>NLS-ST (Cơ bản 1): Chụp các bức chân dung đắp nổi từ hướng chếch.</w:t>
-            </w:r>
-          </w:p>
-          <w:p>
-            <w:pPr>
-              <w:spacing w:after="0"/>
-            </w:pPr>
-            <w:r>
-              <w:rPr>
-                <w:b w:val="0"/>
-                <w:i w:val="0"/>
-                <w:sz w:val="18"/>
-              </w:rPr>
-              <w:t>KNS: KN trình bày ý tưởng, nhận xét sản phẩm của bạn một cách tôn trọng.</w:t>
             </w:r>
           </w:p>
         </w:tc>
@@ -3125,7 +3026,7 @@
                 <w:i w:val="0"/>
                 <w:sz w:val="20"/>
               </w:rPr>
-              <w:t>Chủ đề 8: BỮA CƠM GIA ĐÌNH</w:t>
+              <w:t>Chủ đề 8: Bữa cơm gia đình</w:t>
             </w:r>
           </w:p>
         </w:tc>
@@ -3144,7 +3045,7 @@
                 <w:i w:val="0"/>
                 <w:sz w:val="20"/>
               </w:rPr>
-              <w:t>Chủ đề 8: BỮA CƠM GIA ĐÌNH — Tiết 1: Quan sát và thể hiện (2D)</w:t>
+              <w:t>Chủ đề 8: Bữa cơm gia đình (Tiết 1)</w:t>
             </w:r>
           </w:p>
         </w:tc>
@@ -3164,7 +3065,7 @@
                 <w:i w:val="0"/>
                 <w:sz w:val="20"/>
               </w:rPr>
-              <w:t>Tiết 22 (1 tiết)</w:t>
+              <w:t>Tiết 22 (4 tiết)</w:t>
             </w:r>
           </w:p>
         </w:tc>
@@ -3183,7 +3084,6 @@
                 <w:i w:val="0"/>
                 <w:sz w:val="18"/>
               </w:rPr>
-              <w:t>NLS-KT (Cơ bản 1): Chiếu bộ ảnh bữa cơm của các gia đình ở nhiều vùng miền.</w:t>
             </w:r>
           </w:p>
         </w:tc>
@@ -3242,7 +3142,7 @@
                 <w:i w:val="0"/>
                 <w:sz w:val="20"/>
               </w:rPr>
-              <w:t>Chủ đề 8: BỮA CƠM GIA ĐÌNH</w:t>
+              <w:t>Chủ đề 8: Bữa cơm gia đình</w:t>
             </w:r>
           </w:p>
         </w:tc>
@@ -3261,7 +3161,7 @@
                 <w:i w:val="0"/>
                 <w:sz w:val="20"/>
               </w:rPr>
-              <w:t>Chủ đề 8: BỮA CƠM GIA ĐÌNH — Tiết 2: Thể hiện (3D)</w:t>
+              <w:t>Chủ đề 8: Bữa cơm gia đình (Tiết 2)</w:t>
             </w:r>
           </w:p>
         </w:tc>
@@ -3281,7 +3181,7 @@
                 <w:i w:val="0"/>
                 <w:sz w:val="20"/>
               </w:rPr>
-              <w:t>Tiết 23 (1 tiết)</w:t>
+              <w:t>Tiết 23</w:t>
             </w:r>
           </w:p>
         </w:tc>
@@ -3300,7 +3200,6 @@
                 <w:i w:val="0"/>
                 <w:sz w:val="18"/>
               </w:rPr>
-              <w:t>NLS-ST (Cơ bản 1): Ở hoạt động Trưng bày, GV chụp sản phẩm mâm cơm ba chiều của các nhóm rồi chiếu lên màn hình.</w:t>
             </w:r>
           </w:p>
         </w:tc>
@@ -3359,7 +3258,7 @@
                 <w:i w:val="0"/>
                 <w:sz w:val="20"/>
               </w:rPr>
-              <w:t>Chủ đề 8: BỮA CƠM GIA ĐÌNH</w:t>
+              <w:t>Chủ đề 8: Bữa cơm gia đình</w:t>
             </w:r>
           </w:p>
         </w:tc>
@@ -3378,7 +3277,7 @@
                 <w:i w:val="0"/>
                 <w:sz w:val="20"/>
               </w:rPr>
-              <w:t>Chủ đề 8: BỮA CƠM GIA ĐÌNH — Tiết 3: Vận dụng (tạo dáng lọ hoa)</w:t>
+              <w:t>Chủ đề 8: Bữa cơm gia đình (Tiết 3)</w:t>
             </w:r>
           </w:p>
         </w:tc>
@@ -3398,7 +3297,7 @@
                 <w:i w:val="0"/>
                 <w:sz w:val="20"/>
               </w:rPr>
-              <w:t>Tiết 24 (1 tiết)</w:t>
+              <w:t>Tiết 24</w:t>
             </w:r>
           </w:p>
         </w:tc>
@@ -3417,20 +3316,6 @@
                 <w:i w:val="0"/>
                 <w:sz w:val="18"/>
               </w:rPr>
-              <w:t>NLS-KT (Cơ bản 1): Ở hoạt động Khởi động chủ đề “Bữa cơm gia đình”, GV chiếu ảnh chụp một lọ hoa đã trang trí bên.</w:t>
-            </w:r>
-          </w:p>
-          <w:p>
-            <w:pPr>
-              <w:spacing w:after="0"/>
-            </w:pPr>
-            <w:r>
-              <w:rPr>
-                <w:b w:val="0"/>
-                <w:i w:val="0"/>
-                <w:sz w:val="18"/>
-              </w:rPr>
-              <w:t>KNS: KN trình bày ý tưởng, nhận xét sản phẩm của bạn một cách tôn trọng.</w:t>
             </w:r>
           </w:p>
         </w:tc>
@@ -3489,7 +3374,7 @@
                 <w:i w:val="0"/>
                 <w:sz w:val="20"/>
               </w:rPr>
-              <w:t>Chủ đề 8: BỮA CƠM GIA ĐÌNH</w:t>
+              <w:t>Chủ đề 8: Bữa cơm gia đình</w:t>
             </w:r>
           </w:p>
         </w:tc>
@@ -3508,7 +3393,7 @@
                 <w:i w:val="0"/>
                 <w:sz w:val="20"/>
               </w:rPr>
-              <w:t>Chủ đề 8: BỮA CƠM GIA ĐÌNH — Tiết 4: Vận dụng (hoàn thiện lọ hoa) và trưng bày</w:t>
+              <w:t>Chủ đề 8: Bữa cơm gia đình (Tiết 4)</w:t>
             </w:r>
           </w:p>
         </w:tc>
@@ -3528,7 +3413,7 @@
                 <w:i w:val="0"/>
                 <w:sz w:val="20"/>
               </w:rPr>
-              <w:t>Tiết 25 (1 tiết)</w:t>
+              <w:t>Tiết 25</w:t>
             </w:r>
           </w:p>
         </w:tc>
@@ -3547,20 +3432,6 @@
                 <w:i w:val="0"/>
                 <w:sz w:val="18"/>
               </w:rPr>
-              <w:t>NLS-ST (Cơ bản 1): Xếp các lọ hoa của HS lên một mặt bàn có phông nền sạch, chụp cả nhóm.</w:t>
-            </w:r>
-          </w:p>
-          <w:p>
-            <w:pPr>
-              <w:spacing w:after="0"/>
-            </w:pPr>
-            <w:r>
-              <w:rPr>
-                <w:b w:val="0"/>
-                <w:i w:val="0"/>
-                <w:sz w:val="18"/>
-              </w:rPr>
-              <w:t>KNS: KN trình bày ý tưởng, nhận xét sản phẩm của bạn một cách tôn trọng.</w:t>
             </w:r>
           </w:p>
         </w:tc>
@@ -3619,7 +3490,7 @@
                 <w:i w:val="0"/>
                 <w:sz w:val="20"/>
               </w:rPr>
-              <w:t>Chủ đề 9: THẦY CÔ CỦA EM</w:t>
+              <w:t>Chủ đề 9: Thầy cô của em</w:t>
             </w:r>
           </w:p>
         </w:tc>
@@ -3638,7 +3509,7 @@
                 <w:i w:val="0"/>
                 <w:sz w:val="20"/>
               </w:rPr>
-              <w:t>Chủ đề 9: THẦY CÔ CỦA EM — Tiết 1: Quan sát và thể hiện (theo liên tưởng)</w:t>
+              <w:t>Chủ đề 9: Thầy cô của em (Tiết 1)</w:t>
             </w:r>
           </w:p>
         </w:tc>
@@ -3658,7 +3529,7 @@
                 <w:i w:val="0"/>
                 <w:sz w:val="20"/>
               </w:rPr>
-              <w:t>Tiết 26 (1 tiết)</w:t>
+              <w:t>Tiết 26 (4 tiết)</w:t>
             </w:r>
           </w:p>
         </w:tc>
@@ -3671,19 +3542,6 @@
               <w:spacing w:after="0"/>
             </w:pPr>
             <w:r/>
-            <w:r>
-              <w:rPr>
-                <w:b w:val="0"/>
-                <w:i w:val="0"/>
-                <w:sz w:val="18"/>
-              </w:rPr>
-              <w:t>NLS-KT (Cơ bản 1): Chiếu bộ ảnh và đoạn phim ngắn về công việc hằng ngày của thầy cô.</w:t>
-            </w:r>
-          </w:p>
-          <w:p>
-            <w:pPr>
-              <w:spacing w:after="0"/>
-            </w:pPr>
             <w:r>
               <w:rPr>
                 <w:b w:val="0"/>
@@ -3749,7 +3607,7 @@
                 <w:i w:val="0"/>
                 <w:sz w:val="20"/>
               </w:rPr>
-              <w:t>Chủ đề 9: THẦY CÔ CỦA EM</w:t>
+              <w:t>Chủ đề 9: Thầy cô của em</w:t>
             </w:r>
           </w:p>
         </w:tc>
@@ -3768,7 +3626,7 @@
                 <w:i w:val="0"/>
                 <w:sz w:val="20"/>
               </w:rPr>
-              <w:t>Chủ đề 9: THẦY CÔ CỦA EM — Tiết 2: Thể hiện (theo cách yêu thích)</w:t>
+              <w:t>Chủ đề 9: Thầy cô của em (Tiết 2)</w:t>
             </w:r>
           </w:p>
         </w:tc>
@@ -3788,7 +3646,7 @@
                 <w:i w:val="0"/>
                 <w:sz w:val="20"/>
               </w:rPr>
-              <w:t>Tiết 27 (1 tiết)</w:t>
+              <w:t>Tiết 27</w:t>
             </w:r>
           </w:p>
         </w:tc>
@@ -3807,20 +3665,6 @@
                 <w:i w:val="0"/>
                 <w:sz w:val="18"/>
               </w:rPr>
-              <w:t>NLS-ST (Cơ bản 1): Ở hoạt động Trưng bày, GV chụp bài của các nhóm rồi chiếu lên màn hình.</w:t>
-            </w:r>
-          </w:p>
-          <w:p>
-            <w:pPr>
-              <w:spacing w:after="0"/>
-            </w:pPr>
-            <w:r>
-              <w:rPr>
-                <w:b w:val="0"/>
-                <w:i w:val="0"/>
-                <w:sz w:val="18"/>
-              </w:rPr>
-              <w:t>QPAN: Gợi ý HS làm sản phẩm tặng chú bộ đội, gia đình thương binh, liệt sĩ nhân ngày lễ.</w:t>
             </w:r>
           </w:p>
         </w:tc>
@@ -3879,7 +3723,7 @@
                 <w:i w:val="0"/>
                 <w:sz w:val="20"/>
               </w:rPr>
-              <w:t>Chủ đề 9: THẦY CÔ CỦA EM</w:t>
+              <w:t>Chủ đề 9: Thầy cô của em</w:t>
             </w:r>
           </w:p>
         </w:tc>
@@ -3898,7 +3742,7 @@
                 <w:i w:val="0"/>
                 <w:sz w:val="20"/>
               </w:rPr>
-              <w:t>Chủ đề 9: THẦY CÔ CỦA EM — Tiết 3: Thảo luận và vận dụng (làm món quà lưu niệm)</w:t>
+              <w:t>Chủ đề 9: Thầy cô của em (Tiết 3)</w:t>
             </w:r>
           </w:p>
         </w:tc>
@@ -3918,7 +3762,7 @@
                 <w:i w:val="0"/>
                 <w:sz w:val="20"/>
               </w:rPr>
-              <w:t>Tiết 28 (1 tiết)</w:t>
+              <w:t>Tiết 28</w:t>
             </w:r>
           </w:p>
         </w:tc>
@@ -3937,20 +3781,6 @@
                 <w:i w:val="0"/>
                 <w:sz w:val="18"/>
               </w:rPr>
-              <w:t>NLS-KT (Cơ bản 1): Chiếu đoạn phim hướng dẫn gấp hoa giấy, làm thiếp nổi, dừng lại.</w:t>
-            </w:r>
-          </w:p>
-          <w:p>
-            <w:pPr>
-              <w:spacing w:after="0"/>
-            </w:pPr>
-            <w:r>
-              <w:rPr>
-                <w:b w:val="0"/>
-                <w:i w:val="0"/>
-                <w:sz w:val="18"/>
-              </w:rPr>
-              <w:t>QPAN: Gợi ý HS làm sản phẩm tặng chú bộ đội, gia đình thương binh, liệt sĩ nhân ngày lễ.</w:t>
             </w:r>
           </w:p>
         </w:tc>
@@ -4009,7 +3839,7 @@
                 <w:i w:val="0"/>
                 <w:sz w:val="20"/>
               </w:rPr>
-              <w:t>Chủ đề 9: THẦY CÔ CỦA EM</w:t>
+              <w:t>Chủ đề 9: Thầy cô của em</w:t>
             </w:r>
           </w:p>
         </w:tc>
@@ -4028,7 +3858,7 @@
                 <w:i w:val="0"/>
                 <w:sz w:val="20"/>
               </w:rPr>
-              <w:t>Chủ đề 9: THẦY CÔ CỦA EM — Tiết 4: Vận dụng (hoàn thiện quà lưu niệm) và trưng bày</w:t>
+              <w:t>Chủ đề 9: Thầy cô của em (Tiết 4)</w:t>
             </w:r>
           </w:p>
         </w:tc>
@@ -4048,7 +3878,7 @@
                 <w:i w:val="0"/>
                 <w:sz w:val="20"/>
               </w:rPr>
-              <w:t>Tiết 29 (1 tiết)</w:t>
+              <w:t>Tiết 29</w:t>
             </w:r>
           </w:p>
         </w:tc>
@@ -4067,20 +3897,6 @@
                 <w:i w:val="0"/>
                 <w:sz w:val="18"/>
               </w:rPr>
-              <w:t>NLS-ST (Cơ bản 1): Chụp món quà của HS kèm tấm thiếp ghi lời chúc, ghép thành một trang trưng bày của lớp.</w:t>
-            </w:r>
-          </w:p>
-          <w:p>
-            <w:pPr>
-              <w:spacing w:after="0"/>
-            </w:pPr>
-            <w:r>
-              <w:rPr>
-                <w:b w:val="0"/>
-                <w:i w:val="0"/>
-                <w:sz w:val="18"/>
-              </w:rPr>
-              <w:t>QPAN: Gợi ý HS làm sản phẩm tặng chú bộ đội, gia đình thương binh, liệt sĩ nhân ngày lễ.</w:t>
             </w:r>
           </w:p>
         </w:tc>
@@ -4139,7 +3955,7 @@
                 <w:i w:val="0"/>
                 <w:sz w:val="20"/>
               </w:rPr>
-              <w:t>Chủ đề 10: ĐỒ CHƠI TỪ TẠO HÌNH CON VẬT</w:t>
+              <w:t>Chủ đề 10: Đồ chơi từ tạo hình con vật</w:t>
             </w:r>
           </w:p>
         </w:tc>
@@ -4158,7 +3974,7 @@
                 <w:i w:val="0"/>
                 <w:sz w:val="20"/>
               </w:rPr>
-              <w:t>Chủ đề 10: ĐỒ CHƠI TỪ TẠO HÌNH CON VẬT — Tiết 1: Quan sát và thể hiện (chiếc mặt nạ)</w:t>
+              <w:t>Chủ đề 10: Đồ chơi từ tạo hình con vật (Tiết 1)</w:t>
             </w:r>
           </w:p>
         </w:tc>
@@ -4178,7 +3994,7 @@
                 <w:i w:val="0"/>
                 <w:sz w:val="20"/>
               </w:rPr>
-              <w:t>Tiết 30 (1 tiết)</w:t>
+              <w:t>Tiết 30 (4 tiết)</w:t>
             </w:r>
           </w:p>
         </w:tc>
@@ -4197,7 +4013,6 @@
                 <w:i w:val="0"/>
                 <w:sz w:val="18"/>
               </w:rPr>
-              <w:t>NLS-KT (Cơ bản 1): Chiếu phim tư liệu về đồ chơi dân gian Việt Nam.</w:t>
             </w:r>
           </w:p>
         </w:tc>
@@ -4256,7 +4071,7 @@
                 <w:i w:val="0"/>
                 <w:sz w:val="20"/>
               </w:rPr>
-              <w:t>Chủ đề 10: ĐỒ CHƠI TỪ TẠO HÌNH CON VẬT</w:t>
+              <w:t>Chủ đề 10: Đồ chơi từ tạo hình con vật</w:t>
             </w:r>
           </w:p>
         </w:tc>
@@ -4275,7 +4090,7 @@
                 <w:i w:val="0"/>
                 <w:sz w:val="20"/>
               </w:rPr>
-              <w:t>Chủ đề 10: ĐỒ CHƠI TỪ TẠO HÌNH CON VẬT — Tiết 2: Thể hiện (đồ chơi từ vật liệu tái sử dụng)</w:t>
+              <w:t>Chủ đề 10: Đồ chơi từ tạo hình con vật (Tiết 2)</w:t>
             </w:r>
           </w:p>
         </w:tc>
@@ -4295,7 +4110,7 @@
                 <w:i w:val="0"/>
                 <w:sz w:val="20"/>
               </w:rPr>
-              <w:t>Tiết 31 (1 tiết)</w:t>
+              <w:t>Tiết 31</w:t>
             </w:r>
           </w:p>
         </w:tc>
@@ -4314,7 +4129,6 @@
                 <w:i w:val="0"/>
                 <w:sz w:val="18"/>
               </w:rPr>
-              <w:t>NLS-GT (Cơ bản 1): HS trong nhóm cùng bàn xem nhóm mình làm con vật gì, ai lo phần thân, ai lo phần đầu.</w:t>
             </w:r>
           </w:p>
         </w:tc>
@@ -4373,7 +4187,7 @@
                 <w:i w:val="0"/>
                 <w:sz w:val="20"/>
               </w:rPr>
-              <w:t>Chủ đề 10: ĐỒ CHƠI TỪ TẠO HÌNH CON VẬT</w:t>
+              <w:t>Chủ đề 10: Đồ chơi từ tạo hình con vật</w:t>
             </w:r>
           </w:p>
         </w:tc>
@@ -4392,7 +4206,7 @@
                 <w:i w:val="0"/>
                 <w:sz w:val="20"/>
               </w:rPr>
-              <w:t>Chủ đề 10: ĐỒ CHƠI TỪ TẠO HÌNH CON VẬT — Tiết 3: Thảo luận và vận dụng (làm ống đựng bút)</w:t>
+              <w:t>Chủ đề 10: Đồ chơi từ tạo hình con vật (Tiết 3)</w:t>
             </w:r>
           </w:p>
         </w:tc>
@@ -4412,7 +4226,7 @@
                 <w:i w:val="0"/>
                 <w:sz w:val="20"/>
               </w:rPr>
-              <w:t>Tiết 32 (1 tiết)</w:t>
+              <w:t>Tiết 32</w:t>
             </w:r>
           </w:p>
         </w:tc>
@@ -4431,20 +4245,6 @@
                 <w:i w:val="0"/>
                 <w:sz w:val="18"/>
               </w:rPr>
-              <w:t>NLS-KT (Cơ bản 1): Ở hoạt động Thảo luận chủ đề “Đồ chơi từ tạo hình con vật”, GV chiếu ảnh hộp bút lộn xộn bên.</w:t>
-            </w:r>
-          </w:p>
-          <w:p>
-            <w:pPr>
-              <w:spacing w:after="0"/>
-            </w:pPr>
-            <w:r>
-              <w:rPr>
-                <w:b w:val="0"/>
-                <w:i w:val="0"/>
-                <w:sz w:val="18"/>
-              </w:rPr>
-              <w:t>KNS: KN trình bày ý tưởng, nhận xét sản phẩm của bạn một cách tôn trọng.</w:t>
             </w:r>
           </w:p>
         </w:tc>
@@ -4503,7 +4303,7 @@
                 <w:i w:val="0"/>
                 <w:sz w:val="20"/>
               </w:rPr>
-              <w:t>Chủ đề 10: ĐỒ CHƠI TỪ TẠO HÌNH CON VẬT</w:t>
+              <w:t>Chủ đề 10: Đồ chơi từ tạo hình con vật</w:t>
             </w:r>
           </w:p>
         </w:tc>
@@ -4522,7 +4322,7 @@
                 <w:i w:val="0"/>
                 <w:sz w:val="20"/>
               </w:rPr>
-              <w:t>Chủ đề 10: ĐỒ CHƠI TỪ TẠO HÌNH CON VẬT — Tiết 4: Vận dụng (hoàn thiện) và trưng bày</w:t>
+              <w:t>Chủ đề 10: Đồ chơi từ tạo hình con vật (Tiết 4)</w:t>
             </w:r>
           </w:p>
         </w:tc>
@@ -4542,7 +4342,7 @@
                 <w:i w:val="0"/>
                 <w:sz w:val="20"/>
               </w:rPr>
-              <w:t>Tiết 33 (1 tiết)</w:t>
+              <w:t>Tiết 33</w:t>
             </w:r>
           </w:p>
         </w:tc>
@@ -4561,20 +4361,6 @@
                 <w:i w:val="0"/>
                 <w:sz w:val="18"/>
               </w:rPr>
-              <w:t>NLS-ST (Cơ bản 1): Bày các đồ chơi của lớp thành một góc trưng bày rồi quay một đoạn phim ngắn đi vòng quanh góc ấy.</w:t>
-            </w:r>
-          </w:p>
-          <w:p>
-            <w:pPr>
-              <w:spacing w:after="0"/>
-            </w:pPr>
-            <w:r>
-              <w:rPr>
-                <w:b w:val="0"/>
-                <w:i w:val="0"/>
-                <w:sz w:val="18"/>
-              </w:rPr>
-              <w:t>KNS: KN trình bày ý tưởng, nhận xét sản phẩm của bạn một cách tôn trọng.</w:t>
             </w:r>
           </w:p>
         </w:tc>
@@ -4633,7 +4419,7 @@
                 <w:i w:val="0"/>
                 <w:sz w:val="20"/>
               </w:rPr>
-              <w:t>Ôn tập, kiểm tra, đánh giá</w:t>
+              <w:t>Ôn tập, đánh giá</w:t>
             </w:r>
           </w:p>
         </w:tc>
@@ -4652,7 +4438,7 @@
                 <w:i w:val="0"/>
                 <w:sz w:val="20"/>
               </w:rPr>
-              <w:t>ÔN TẬP, ĐÁNH GIÁ CUỐI NĂM</w:t>
+              <w:t>Đánh giá cuối năm</w:t>
             </w:r>
           </w:p>
         </w:tc>
@@ -4749,7 +4535,7 @@
                 <w:i w:val="0"/>
                 <w:sz w:val="20"/>
               </w:rPr>
-              <w:t>Ôn tập, kiểm tra, đánh giá</w:t>
+              <w:t>Ôn tập, đánh giá</w:t>
             </w:r>
           </w:p>
         </w:tc>
@@ -4768,7 +4554,7 @@
                 <w:i w:val="0"/>
                 <w:sz w:val="20"/>
               </w:rPr>
-              <w:t>TRƯNG BÀY SẢN PHẨM CUỐI NĂM</w:t>
+              <w:t>Trưng bày sản phẩm cuối năm</w:t>
             </w:r>
           </w:p>
         </w:tc>
@@ -4801,6 +4587,19 @@
               <w:spacing w:after="0"/>
             </w:pPr>
             <w:r/>
+            <w:r>
+              <w:rPr>
+                <w:b w:val="0"/>
+                <w:i w:val="0"/>
+                <w:sz w:val="18"/>
+              </w:rPr>
+              <w:t>Năng lực số 2.5 CB1a: HS giới thiệu sản phẩm của mình với người xem một cách tự tin, lễ phép</w:t>
+            </w:r>
+          </w:p>
+          <w:p>
+            <w:pPr>
+              <w:spacing w:after="0"/>
+            </w:pPr>
             <w:r>
               <w:rPr>
                 <w:b w:val="0"/>

--- a/assets/docs/lop2/Mi thuat - Lop 2.docx
+++ b/assets/docs/lop2/Mi thuat - Lop 2.docx
@@ -624,6 +624,7 @@
                 <w:i w:val="0"/>
                 <w:sz w:val="18"/>
               </w:rPr>
+              <w:t>NLS: Năng lực số 1.1 CB1b: HS gọi tên được các hình thức mĩ thuật trong cuộc sống qua bộ ảnh</w:t>
             </w:r>
           </w:p>
         </w:tc>
@@ -740,6 +741,7 @@
                 <w:i w:val="0"/>
                 <w:sz w:val="18"/>
               </w:rPr>
+              <w:t>NLS: Năng lực số 1.1 CB1b: HS nhận ra các loại nét có trong đồ vật quen thuộc qua ảnh phóng to</w:t>
             </w:r>
           </w:p>
         </w:tc>
@@ -856,6 +858,7 @@
                 <w:i w:val="0"/>
                 <w:sz w:val="18"/>
               </w:rPr>
+              <w:t>NLS: Năng lực số 3.1 CB1a: HS nhận ra nhịp điệu của đường diềm sinh ra từ hoạ tiết lặp lại</w:t>
             </w:r>
           </w:p>
         </w:tc>
@@ -972,6 +975,7 @@
                 <w:i w:val="0"/>
                 <w:sz w:val="18"/>
               </w:rPr>
+              <w:t>NLS: Năng lực số 1.2 CB1a: HS kể được các hình cơ bản trong một đồ vật có thật ở lớp</w:t>
             </w:r>
           </w:p>
         </w:tc>
@@ -1204,6 +1208,7 @@
                 <w:i w:val="0"/>
                 <w:sz w:val="18"/>
               </w:rPr>
+              <w:t>NLS: Năng lực số 3.3 CB1a: HS hiểu vì sao phải ghi tên tác giả khi nói về một bức tranh</w:t>
             </w:r>
           </w:p>
         </w:tc>
@@ -1320,6 +1325,7 @@
                 <w:i w:val="0"/>
                 <w:sz w:val="18"/>
               </w:rPr>
+              <w:t>NLS: Năng lực số 1.1 CB1b: HS nhận ra sự chuyển dần của màu trên bảng màu số</w:t>
             </w:r>
           </w:p>
         </w:tc>
@@ -1436,6 +1442,7 @@
                 <w:i w:val="0"/>
                 <w:sz w:val="18"/>
               </w:rPr>
+              <w:t>NLS: Năng lực số 1.1 CB1b: HS nhận ra một màu có nhiều mức đậm nhạt khi xem ảnh được chỉnh sáng</w:t>
             </w:r>
           </w:p>
         </w:tc>
@@ -1552,6 +1559,7 @@
                 <w:i w:val="0"/>
                 <w:sz w:val="18"/>
               </w:rPr>
+              <w:t>NLS: Năng lực số 1.3 CB1a: HS lấy được ý tưởng sắp xếp mảng màu từ bộ ảnh đồ vật</w:t>
             </w:r>
           </w:p>
         </w:tc>
@@ -1668,6 +1676,7 @@
                 <w:i w:val="0"/>
                 <w:sz w:val="18"/>
               </w:rPr>
+              <w:t>Năng lực số 1.1 CB1b: HS nhận ra các khối cơ bản trong một hình dáng phức tạp qua mô hình xoay</w:t>
             </w:r>
           </w:p>
         </w:tc>
@@ -1900,6 +1909,7 @@
                 <w:i w:val="0"/>
                 <w:sz w:val="18"/>
               </w:rPr>
+              <w:t>NLS: Năng lực số 1.3 CB1a: HS nêu được cách sắp xếp cao thấp, thưa dày cho mô hình nhóm</w:t>
             </w:r>
           </w:p>
         </w:tc>
@@ -2016,6 +2026,7 @@
                 <w:i w:val="0"/>
                 <w:sz w:val="18"/>
               </w:rPr>
+              <w:t>NLS: Năng lực số 1.1 CB1b: HS nêu được màu chủ đạo của từng mùa sau khi xem phim tua nhanh</w:t>
             </w:r>
           </w:p>
         </w:tc>
@@ -2480,6 +2491,7 @@
                 <w:i w:val="0"/>
                 <w:sz w:val="18"/>
               </w:rPr>
+              <w:t>NLS: Năng lực số 3.1 CB1a: HS xem lại chuỗi sản phẩm của mình trong học kì</w:t>
             </w:r>
           </w:p>
         </w:tc>
@@ -2596,6 +2608,7 @@
                 <w:i w:val="0"/>
                 <w:sz w:val="18"/>
               </w:rPr>
+              <w:t>Năng lực số 1.1 CB1b: HS nêu được vị trí mắt, mũi, miệng trên khuôn mặt nhờ trục kẻ trên ảnh</w:t>
             </w:r>
           </w:p>
         </w:tc>
@@ -2968,6 +2981,7 @@
                 <w:i w:val="0"/>
                 <w:sz w:val="18"/>
               </w:rPr>
+              <w:t>NLS: Năng lực số 3.3 CB1a: HS xem trang trưng bày và nhận ra tên tác giả của từng bức</w:t>
             </w:r>
           </w:p>
         </w:tc>
@@ -3084,6 +3098,7 @@
                 <w:i w:val="0"/>
                 <w:sz w:val="18"/>
               </w:rPr>
+              <w:t>NLS: Năng lực số 1.1 CB1b: HS nêu được điểm giống và khác giữa các bữa cơm gia đình qua bộ ảnh</w:t>
             </w:r>
           </w:p>
         </w:tc>
@@ -3432,6 +3447,7 @@
                 <w:i w:val="0"/>
                 <w:sz w:val="18"/>
               </w:rPr>
+              <w:t>NLS: Năng lực số 3.1 CB1a: HS nhận ra ảnh chụp sản phẩm đẹp hơn khi nền gọn và đủ sáng</w:t>
             </w:r>
           </w:p>
         </w:tc>
@@ -3542,6 +3558,19 @@
               <w:spacing w:after="0"/>
             </w:pPr>
             <w:r/>
+            <w:r>
+              <w:rPr>
+                <w:b w:val="0"/>
+                <w:i w:val="0"/>
+                <w:sz w:val="18"/>
+              </w:rPr>
+              <w:t>NLS: Năng lực số 1.1 CB1b: HS kể được những việc thầy cô làm hằng ngày sau khi xem phim, ảnh</w:t>
+            </w:r>
+          </w:p>
+          <w:p>
+            <w:pPr>
+              <w:spacing w:after="0"/>
+            </w:pPr>
             <w:r>
               <w:rPr>
                 <w:b w:val="0"/>
@@ -3781,6 +3810,7 @@
                 <w:i w:val="0"/>
                 <w:sz w:val="18"/>
               </w:rPr>
+              <w:t>Năng lực số 1.1 CB1b: HS làm được món quà theo phim hướng dẫn và biết tua chậm lại bước khó</w:t>
             </w:r>
           </w:p>
         </w:tc>
@@ -3897,6 +3927,7 @@
                 <w:i w:val="0"/>
                 <w:sz w:val="18"/>
               </w:rPr>
+              <w:t>NLS: Năng lực số 2.5 CB1a: HS viết và đọc được lời chúc lễ phép, chân thành</w:t>
             </w:r>
           </w:p>
         </w:tc>
@@ -4013,6 +4044,7 @@
                 <w:i w:val="0"/>
                 <w:sz w:val="18"/>
               </w:rPr>
+              <w:t>NLS: Năng lực số 1.1 CB1b: HS kể được một số đồ chơi dân gian và vật liệu làm ra chúng</w:t>
             </w:r>
           </w:p>
         </w:tc>
@@ -4129,6 +4161,7 @@
                 <w:i w:val="0"/>
                 <w:sz w:val="18"/>
               </w:rPr>
+              <w:t>Năng lực số 1.1 CB1b: HS làm được đồ chơi con vật từ vật liệu tái sử dụng theo phim hướng dẫn</w:t>
             </w:r>
           </w:p>
         </w:tc>
@@ -4361,6 +4394,7 @@
                 <w:i w:val="0"/>
                 <w:sz w:val="18"/>
               </w:rPr>
+              <w:t>NLS: Năng lực số 2.2 CB1a: HS xem lại phim góc trưng bày và nhận ra sản phẩm của mình</w:t>
             </w:r>
           </w:p>
         </w:tc>

--- a/assets/docs/lop2/Mi thuat - Lop 2.docx
+++ b/assets/docs/lop2/Mi thuat - Lop 2.docx
@@ -1092,6 +1092,7 @@
                 <w:i w:val="0"/>
                 <w:sz w:val="18"/>
               </w:rPr>
+              <w:t>Năng lực số Miền 1 (Cơ bản, bậc 1): Ở chủ đề “Sự kết hợp của các hình cơ bản”, GV chiếu ảnh các đồ vật quen thuộc rồi bấm tách dần thành hình tròn, vuông, tam giác, chữ nhật ghép lại; Năng lực số Miền 3 (Cơ bản, bậc 1): Làm xong sản phẩm ba chiều, GV chụp ảnh từ hai phía rồi chiếu lên màn hình thành bộ sưu tập của lớp</w:t>
             </w:r>
           </w:p>
         </w:tc>
@@ -1793,6 +1794,7 @@
                 <w:i w:val="0"/>
                 <w:sz w:val="18"/>
               </w:rPr>
+              <w:t>Năng lực số Miền 1 (Cơ bản, bậc 1): Ở chủ đề “Sự kết hợp thú vị của khối”, GV chiếu ảnh đồ vật ba chiều rồi bấm tách dần thành các khối lập phương, khối hộp, khối trụ, khối cầu; Năng lực số Miền 3 (Cơ bản, bậc 1): Sắp xếp xong, GV chụp ảnh sản phẩm của từng nhóm từ hai phía rồi chiếu lên màn hình; HS nhìn sản phẩm ở góc khác nên phát hiện chỗ đặt chưa cân</w:t>
             </w:r>
           </w:p>
         </w:tc>
@@ -2143,6 +2145,7 @@
                 <w:i w:val="0"/>
                 <w:sz w:val="18"/>
               </w:rPr>
+              <w:t>Năng lực số Miền 1 (Cơ bản, bậc 1): Ở chủ đề “Sắc màu thiên nhiên”, GV chiếu ảnh phong cảnh bốn mùa và phóng to từng mảng màu trời, cây, nước; HS gọi tên màu, nói màu nào làm bức tranh ấm; Năng lực số Miền 3 (Cơ bản, bậc 1): Vẽ xong, GV chụp ảnh tranh của cả lớp rồi chiếu thành phòng tranh trên màn hình; mỗi em giới thiệu bức của mình</w:t>
             </w:r>
           </w:p>
         </w:tc>
@@ -2259,6 +2262,20 @@
                 <w:i w:val="0"/>
                 <w:sz w:val="18"/>
               </w:rPr>
+              <w:t>Năng lực số Miền 1 (Cơ bản, bậc 1): Ở hoạt động Khám phá kĩ thuật in của chủ đề “Sắc màu thiên nhiên”, GV chiếu ảnh chụp gần mặt sau chiếc lá bàng, lát thân chuối; Sáng tạo, GV dùng điện thoại chụp sản phẩm in của các nhóm rồi chiếu lên màn hình thành một bộ sưu tập nhỏ, cả lớp cùng xem</w:t>
+            </w:r>
+          </w:p>
+          <w:p>
+            <w:pPr>
+              <w:spacing w:after="0"/>
+            </w:pPr>
+            <w:r>
+              <w:rPr>
+                <w:b w:val="0"/>
+                <w:i w:val="0"/>
+                <w:sz w:val="18"/>
+              </w:rPr>
+              <w:t>NLS: Năng lực số Miền 3 (Cơ bản, bậc 1): Ở hoạt động Luyện tập</w:t>
             </w:r>
           </w:p>
         </w:tc>
@@ -2375,6 +2392,7 @@
                 <w:i w:val="0"/>
                 <w:sz w:val="18"/>
               </w:rPr>
+              <w:t>Năng lực số Miền 1 (Cơ bản, bậc 1): Ở hoạt động Khám phá kết hợp chất liệu của chủ đề “Sắc màu thiên nhiên”, GV chiếu ảnh chụp gần các sản phẩm mẫu: khung ảnh dán lá khô, hộp bọc giấy màu; Năng lực số Miền 3 (Cơ bản, bậc 1): Ở hoạt động Trưng bày, GV chụp sản phẩm của các nhóm rồi chiếu thành một bộ sưu tập nhỏ trên màn hình; cả lớp cùng xem</w:t>
             </w:r>
           </w:p>
         </w:tc>
@@ -2749,6 +2767,7 @@
                 <w:i w:val="0"/>
                 <w:sz w:val="18"/>
               </w:rPr>
+              <w:t>Năng lực số Miền 1 (Cơ bản, bậc 1): Ở hoạt động Khám phá chân dung 3D của chủ đề “Gương mặt thân quen”, GV chiếu ảnh chụp hai sản phẩm mẫu từ nhiều phía; Năng lực số Miền 3 (Cơ bản, bậc 1): Ở hoạt động Trưng bày, GV chụp sản phẩm của các nhóm từ hai góc rồi chiếu lên màn hình; cả lớp cùng xem</w:t>
             </w:r>
           </w:p>
         </w:tc>
@@ -2865,6 +2884,7 @@
                 <w:i w:val="0"/>
                 <w:sz w:val="18"/>
               </w:rPr>
+              <w:t>Năng lực số Miền 1 (Cơ bản, bậc 1): Ở hoạt động Khám phá đắp nổi chân dung của chủ đề “Gương mặt thân quen”, GV chiếu ảnh chụp nghiêng hai sản phẩm cùng một gương mặt; Năng lực số Miền 3 (Cơ bản, bậc 1): Ở hoạt động Trưng bày, GV chụp sản phẩm đắp nổi của các nhóm từ hai góc sáng khác nhau rồi chiếu lên</w:t>
             </w:r>
           </w:p>
         </w:tc>
@@ -3215,6 +3235,7 @@
                 <w:i w:val="0"/>
                 <w:sz w:val="18"/>
               </w:rPr>
+              <w:t>Năng lực số Miền 1 (Cơ bản, bậc 1): Ở hoạt động Khám phá chủ đề “Bữa cơm gia đình”, GV chiếu ảnh chụp mâm cơm nhìn từ trên xuống và nhìn ngang, phóng to cách xếp bát đũa, món ăn; Năng lực số Miền 3 (Cơ bản, bậc 1): Ở hoạt động Trưng bày, GV chụp sản phẩm mâm cơm ba chiều của các nhóm rồi chiếu lên màn hình; cả lớp cùng xem, chọn mâm cơm sắp gọn</w:t>
             </w:r>
           </w:p>
         </w:tc>
@@ -3331,6 +3352,7 @@
                 <w:i w:val="0"/>
                 <w:sz w:val="18"/>
               </w:rPr>
+              <w:t>Năng lực số Miền 1 (Cơ bản, bậc 1): Ở hoạt động Khởi động chủ đề “Bữa cơm gia đình”, GV chiếu ảnh chụp một lọ hoa đã trang trí bên cạnh vỏ chai chưa trang trí; Năng lực số Miền 3 (Cơ bản, bậc 1): Ở hoạt động Trưng bày, GV chụp lọ hoa của các nhóm rồi chiếu lên màn hình thành một bộ sưu tập nhỏ; cả lớp cùng xem</w:t>
             </w:r>
           </w:p>
         </w:tc>
@@ -3694,6 +3716,7 @@
                 <w:i w:val="0"/>
                 <w:sz w:val="18"/>
               </w:rPr>
+              <w:t>Năng lực số Miền 1 (Cơ bản, bậc 1): Ở hoạt động Khám phá chủ đề “Thầy cô của em”, GV chiếu ảnh chụp các hoạt động của thầy cô ở trường: đang giảng bài, đang chấm vở, đang chơi cùng học sinh; Năng lực số Miền 3 (Cơ bản, bậc 1): Ở hoạt động Trưng bày, GV chụp bài của các nhóm rồi chiếu lên màn hình; cả lớp cùng xem, chọn bài thể hiện rõ hoạt động của thầy cô và nói bạn đã…</w:t>
             </w:r>
           </w:p>
         </w:tc>
@@ -4278,6 +4301,7 @@
                 <w:i w:val="0"/>
                 <w:sz w:val="18"/>
               </w:rPr>
+              <w:t>Năng lực số Miền 1 (Cơ bản, bậc 1): Ở hoạt động Thảo luận chủ đề “Đồ chơi từ tạo hình con vật”, GV chiếu ảnh hộp bút lộn xộn bên cạnh ảnh ống đựng bút gọn gàng; Năng lực số Miền 3 (Cơ bản, bậc 1): Ở hoạt động Trưng bày, GV chụp ống đựng bút của các nhóm rồi chiếu lên màn hình thành bộ sưu tập; cả lớp cùng xem, chọn sản phẩm chắc chắn</w:t>
             </w:r>
           </w:p>
         </w:tc>

--- a/assets/docs/lop2/Mi thuat - Lop 2.docx
+++ b/assets/docs/lop2/Mi thuat - Lop 2.docx
@@ -2262,20 +2262,7 @@
                 <w:i w:val="0"/>
                 <w:sz w:val="18"/>
               </w:rPr>
-              <w:t>Năng lực số Miền 1 (Cơ bản, bậc 1): Ở hoạt động Khám phá kĩ thuật in của chủ đề “Sắc màu thiên nhiên”, GV chiếu ảnh chụp gần mặt sau chiếc lá bàng, lát thân chuối; Sáng tạo, GV dùng điện thoại chụp sản phẩm in của các nhóm rồi chiếu lên màn hình thành một bộ sưu tập nhỏ, cả lớp cùng xem</w:t>
-            </w:r>
-          </w:p>
-          <w:p>
-            <w:pPr>
-              <w:spacing w:after="0"/>
-            </w:pPr>
-            <w:r>
-              <w:rPr>
-                <w:b w:val="0"/>
-                <w:i w:val="0"/>
-                <w:sz w:val="18"/>
-              </w:rPr>
-              <w:t>NLS: Năng lực số Miền 3 (Cơ bản, bậc 1): Ở hoạt động Luyện tập</w:t>
+              <w:t>Năng lực số Miền 1 (Cơ bản, bậc 1): Ở hoạt động Khám phá kĩ thuật in của chủ đề “Sắc màu thiên nhiên”, GV chiếu ảnh chụp gần mặt sau chiếc lá bàng, lát thân chuối; Năng lực số Miền 3 (Cơ bản, bậc 1): Ở hoạt động Luyện tập – Sáng tạo, GV dùng điện thoại chụp sản phẩm in của các nhóm rồi chiếu lên màn hình thành một bộ sưu tập nhỏ, cả lớp cùng xem</w:t>
             </w:r>
           </w:p>
         </w:tc>
